--- a/rajasthan-nurse-50/Test_47_Full_Test_Ordered.docx
+++ b/rajasthan-nurse-50/Test_47_Full_Test_Ordered.docx
@@ -34,7 +34,7 @@
     </w:p>
     <w:p>
       <w:r>
-        <w:t>Solution: Use safety devices and never recap.</w:t>
+        <w:t>Solution: ✅ Correct Answer: A. Recapping and unsafe disposal | 🧠 Clinical Rationale: Use safety devices and never recap. | ❌ Why Not Others? | B — Safe containers: not the appropriate nursing action here | C — Training: Train staff and audit segregation regularly. | D — Diet: INH depletes B6; supplement to prevent neuropathy. | ⚠️ Exam Trap: Read the exact question — the correct fact and its look-alike options are easy to interchange. | 💎 PNC Pearl: Recapping and unsafe disposal → Use safety devices and never recap</w:t>
       </w:r>
     </w:p>
     <w:p>
@@ -79,7 +79,7 @@
     </w:p>
     <w:p>
       <w:r>
-        <w:t>Solution: Pica needs assessment for iron deficiency and lead exposure.</w:t>
+        <w:t>Solution: ✅ Correct Answer: A. Nutritional deficiency and developmental factors | 🧠 Clinical Rationale: Pica needs assessment for iron deficiency and lead exposure. | ❌ Why Not Others? | B — Taste preference always: not the appropriate nursing action here | C — Diet: INH depletes B6; supplement to prevent neuropathy. | D — Exercise: Calcium, vitamin D, and fall prevention maintain bone health. | ⚠️ Exam Trap: Read the exact question — the correct fact and its look-alike options are easy to interchange. | 💎 PNC Pearl: Nutritional deficiency and developmental factors → Pica needs assessment for iron deficiency and lead exposure</w:t>
       </w:r>
     </w:p>
     <w:p>
@@ -124,7 +124,7 @@
     </w:p>
     <w:p>
       <w:r>
-        <w:t>Solution: Gastric residuals, distension, and aspiration risk require checking residuals and elevating the head.</w:t>
+        <w:t>Solution: ✅ Correct Answer: A. Abdominal distension and residual volume | 🧠 Clinical Rationale: Gastric residuals, distension, and aspiration risk require checking residuals and elevating the head. | ❌ Why Not Others? | B — Constipation: Opioids slow GI motility; prophylactic stool softeners and fluids are routine. | C — Diarrhoea only: not the appropriate nursing action here | D — Vomiting only: not the appropriate nursing action here | ⚠️ Exam Trap: Read the exact question — the correct fact and its look-alike options are easy to interchange. | 💎 PNC Pearl: Abdominal distension and residual volume → Gastric residuals, distension, and aspiration risk require checking residuals and elevating the head</w:t>
       </w:r>
     </w:p>
     <w:p>
@@ -169,7 +169,7 @@
     </w:p>
     <w:p>
       <w:r>
-        <w:t>Solution: The 4-drug intensive phase followed by 2-drug continuation cures TB.</w:t>
+        <w:t>Solution: ✅ Correct Answer: A. Rifampicin, isoniazid, pyrazinamide, ethambutol | 🧠 Clinical Rationale: The 4-drug intensive phase followed by 2-drug continuation cures TB. | ❌ Why Not Others? | B — Streptomycin only: not the first | C — Ciprofloxacin: Antacids chelate fluoroquinolones, reducing absorption. — not the first | D — Azithromycin: not the first | ⚠️ Exam Trap: Read the exact question — the correct fact and its look-alike options are easy to interchange. | 💎 PNC Pearl: Rifampicin, isoniazid, pyrazinamide, ethambutol = the first</w:t>
       </w:r>
     </w:p>
     <w:p>
@@ -214,7 +214,7 @@
     </w:p>
     <w:p>
       <w:r>
-        <w:t>Solution: Role play develops empathy and communication.</w:t>
+        <w:t>Solution: ✅ Correct Answer: A. Practise communication and interpersonal skills | 🧠 Clinical Rationale: Role play develops empathy and communication. | ❌ Why Not Others? | B — Memorize facts: not the appropriate nursing action here | C — Avoid interaction: not the appropriate nursing action here | D — Only observe: not the appropriate nursing action here | ⚠️ Exam Trap: Read the exact question — the correct fact and its look-alike options are easy to interchange. | 💎 PNC Pearl: Practise communication and interpersonal skills → Role play develops empathy and communication</w:t>
       </w:r>
     </w:p>
     <w:p>
@@ -259,7 +259,7 @@
     </w:p>
     <w:p>
       <w:r>
-        <w:t>Solution: Oxygen is a drug; the rate must follow the prescription.</w:t>
+        <w:t>Solution: ✅ Correct Answer: A. Prescribed; not exceed prescribed limits | 🧠 Clinical Rationale: Oxygen is a drug; the rate must follow the prescription. | ❌ Why Not Others? | B — Maximum possible: not the appropriate nursing action here | C — Minimum possible: not the appropriate nursing action here | D — The patient decides: not the appropriate nursing action here | ⚠️ Exam Trap: Read the exact question — the correct fact and its look-alike options are easy to interchange. | 💎 PNC Pearl: Prescribed; not exceed prescribed limits → Oxygen is a drug; the rate must follow the prescription</w:t>
       </w:r>
     </w:p>
     <w:p>
@@ -304,7 +304,7 @@
     </w:p>
     <w:p>
       <w:r>
-        <w:t>Solution: The classic triad marks severe aortic stenosis.</w:t>
+        <w:t>Solution: ✅ Correct Answer: A. Syncope, chest pain, and dyspnoea | 🧠 Clinical Rationale: The classic triad marks severe aortic stenosis. | ❌ Why Not Others? | B — Polyuria: Polyuria = 2,500 ml per day | C — Weight gain: Low metabolism causes cold intolerance, weight gain, and bradycardia. | D — Bradycardia: Bradycardia = 60 beats per minute | ⚠️ Exam Trap: Read the exact question — the correct fact and its look-alike options are easy to interchange. | 💎 PNC Pearl: Syncope, chest pain, and dyspnoea → The classic triad marks severe aortic stenosis</w:t>
       </w:r>
     </w:p>
     <w:p>
@@ -349,7 +349,7 @@
     </w:p>
     <w:p>
       <w:r>
-        <w:t>Solution: Positioning protects the surgical eye.</w:t>
+        <w:t>Solution: ✅ Correct Answer: A. With the head elevated and avoiding straining | 🧠 Clinical Rationale: Positioning protects the surgical eye. | ❌ Why Not Others? | B — Prone: IHIP provides case-based, real-time disease surveillance. | C — On the operated side: not the appropriate nursing action here | D — Upright walking: not the appropriate nursing action here | ⚠️ Exam Trap: Read the exact question — the correct fact and its look-alike options are easy to interchange. | 💎 PNC Pearl: With the head elevated and avoiding straining → Positioning protects the surgical eye</w:t>
       </w:r>
     </w:p>
     <w:p>
@@ -394,7 +394,7 @@
     </w:p>
     <w:p>
       <w:r>
-        <w:t>Solution: Give pyridoxine with INH to prevent neuropathy.</w:t>
+        <w:t>Solution: ✅ Correct Answer: A. Peripheral neuropathy (prevented by pyridoxine) | 🧠 Clinical Rationale: Give pyridoxine with INH to prevent neuropathy. | ❌ Why Not Others? | B — Deafness: The deafness programme was integrated under the blindness control programme (NPPB). | C — Nephritis: not the appropriate nursing action here | D — Optic neuritis: Monitor vision on ethambutol. | ⚠️ Exam Trap: Read the exact question — the correct fact and its look-alike options are easy to interchange. | 💎 PNC Pearl: Peripheral neuropathy (prevented by pyridoxine) → Give pyridoxine with INH to prevent neuropathy</w:t>
       </w:r>
     </w:p>
     <w:p>
@@ -439,7 +439,7 @@
     </w:p>
     <w:p>
       <w:r>
-        <w:t>Solution: PROMs capture outcomes from the patient's view.</w:t>
+        <w:t>Solution: ✅ Correct Answer: A. Patient-Reported Outcome Measure | 🧠 Clinical Rationale: PROMs capture outcomes from the patient's view. | ❌ Why Not Others? | B — Patient Record Outcome Measurement: not the appropriate nursing action here | C — Patient-Reported Observation Measure: not the appropriate nursing action here | D — Primary Reported Outcome Measure: not the appropriate nursing action here | ⚠️ Exam Trap: Don’t confuse "Patient-Reported Outcome Measure" with "Patient-Reported Observation Measure" — they look alike and are easy to interchange. | 💎 PNC Pearl: Patient-Reported Outcome Measure → PROMs capture outcomes from the patient's view</w:t>
       </w:r>
     </w:p>
     <w:p>
@@ -484,7 +484,7 @@
     </w:p>
     <w:p>
       <w:r>
-        <w:t>Solution: Moisture and movement contaminate sterile fields.</w:t>
+        <w:t>Solution: ✅ Correct Answer: A. Dry and free from contamination | 🧠 Clinical Rationale: Moisture and movement contaminate sterile fields. | ❌ Why Not Others? | B — Wet: Nappies, tears, and moist mouth reflect hydration; sunken fontanelle signals dehydration. | C — Open: Its haveli frescoes make it an open-air gallery. | D — Uncovered: not the appropriate nursing action here | ⚠️ Exam Trap: Read the exact question — the correct fact and its look-alike options are easy to interchange. | 💎 PNC Pearl: Dry and free from contamination → Moisture and movement contaminate sterile fields</w:t>
       </w:r>
     </w:p>
     <w:p>
@@ -529,7 +529,7 @@
     </w:p>
     <w:p>
       <w:r>
-        <w:t>Solution: These symptoms need urgent care.</w:t>
+        <w:t>Solution: ✅ Correct Answer: A. Flashes, floaters, and a curtain over vision | 🧠 Clinical Rationale: These symptoms need urgent care. | ❌ Why Not Others? | B — Clear vision: not the appropriate nursing action here | C — Mild itching: not the appropriate nursing action here | D — No symptoms: not the appropriate nursing action here | ⚠️ Exam Trap: Read the exact question — the correct fact and its look-alike options are easy to interchange. | 💎 PNC Pearl: Flashes, floaters, and a curtain over vision → These symptoms need urgent care</w:t>
       </w:r>
     </w:p>
     <w:p>
@@ -574,7 +574,7 @@
     </w:p>
     <w:p>
       <w:r>
-        <w:t>Solution: Rapid-acting analogues peak at 1–2 hours.</w:t>
+        <w:t>Solution: ✅ Correct Answer: A. 1–2 hours | 🧠 Clinical Rationale: Rapid-acting analogues peak at 1–2 hours. | ❌ Why Not Others? | B — 4 hours: Transfuse packed cells over 2–4 hours; longer increases bacterial growth risk. | C — 8 hours: Regular I/O recording tracks hydration and renal function. | D — 30 minutes: Caffeine and smoking raise BP for about 30 minutes. | ⚠️ Exam Trap: Read the exact question — the correct fact and its look-alike options are easy to interchange. | 💎 PNC Pearl: Rapid-acting analogues peak at 1–2 hours.</w:t>
       </w:r>
     </w:p>
     <w:p>
@@ -619,7 +619,7 @@
     </w:p>
     <w:p>
       <w:r>
-        <w:t>Solution: Bacterial meningitis needs early antibiotics; vaccines (PCV, Hib) prevent it.</w:t>
+        <w:t>Solution: ✅ Correct Answer: A. Streptococcus pneumoniae and Haemophilus influenzae | 🧠 Clinical Rationale: Bacterial meningitis needs early antibiotics; vaccines (PCV, Hib) prevent it. | ❌ Why Not Others? | B — Meningococcus always: not the appropriate nursing action here | C — Virus always: not the appropriate nursing action here | D — Diet: INH depletes B6; supplement to prevent neuropathy. | ⚠️ Exam Trap: Read the exact question — the correct fact and its look-alike options are easy to interchange. | 💎 PNC Pearl: Bacterial meningitis needs early antibiotics; vaccines (PCV, Hib) prevent it.</w:t>
       </w:r>
     </w:p>
     <w:p>
@@ -664,7 +664,7 @@
     </w:p>
     <w:p>
       <w:r>
-        <w:t>Solution: Impetigo is a superficial bacterial skin infection of children.</w:t>
+        <w:t>Solution: ✅ Correct Answer: A. Staphylococcus aureus and group A strep | 🧠 Clinical Rationale: Impetigo is a superficial bacterial skin infection of children. | ❌ Why Not Others? | B — Candida: Candidiasis (thrush) and cryptococcal meningitis dominate in AIDS. | C — Pseudomonas: Gram-negative organisms dominate nosocomial pneumonia. | D — Virus: Chikungunya causes fever and severe joint pain; treat symptomatically. | ⚠️ Exam Trap: Read the exact question — the correct fact and its look-alike options are easy to interchange. | 💎 PNC Pearl: Staphylococcus aureus and group A strep → Impetigo is a superficial bacterial skin infection of children</w:t>
       </w:r>
     </w:p>
     <w:p>
@@ -709,7 +709,7 @@
     </w:p>
     <w:p>
       <w:r>
-        <w:t>Solution: POSHAN tracker and growth monitoring guide SAM treatment.</w:t>
+        <w:t>Solution: ✅ Correct Answer: A. Tracking malnutrition to target interventions | 🧠 Clinical Rationale: POSHAN tracker and growth monitoring guide SAM treatment. | ❌ Why Not Others? | B — Paperwork: not the appropriate nursing action here | C — Diet: INH depletes B6; supplement to prevent neuropathy. | D — Climate: NMSA promotes sustainable agriculture. | ⚠️ Exam Trap: Read the exact question — the correct fact and its look-alike options are easy to interchange. | 💎 PNC Pearl: Tracking malnutrition to target interventions → POSHAN tracker and growth monitoring guide SAM treatment</w:t>
       </w:r>
     </w:p>
     <w:p>
@@ -754,7 +754,7 @@
     </w:p>
     <w:p>
       <w:r>
-        <w:t>Solution: Anovulatory cycles leave the endometrium under unopposed oestrogen, causing irregular heavy bleeding.</w:t>
+        <w:t>Solution: ✅ Correct Answer: A. Lack of ovulation with unopposed oestrogen | 🧠 Clinical Rationale: Anovulatory cycles leave the endometrium under unopposed oestrogen, causing irregular heavy bleeding. | ❌ Why Not Others? | B — Excess progesterone: not the appropriate nursing action here | C — High FSH: not the appropriate nursing action here | D — Thyroid storm: Thyroid storm = Uncontrolled hyperthyroidism | ⚠️ Exam Trap: Read the exact question — the correct fact and its look-alike options are easy to interchange. | 💎 PNC Pearl: Lack of ovulation with unopposed oestrogen → Anovulatory cycles leave the endometrium under unopposed oestrogen, causing irregular heavy bleeding</w:t>
       </w:r>
     </w:p>
     <w:p>
@@ -799,7 +799,7 @@
     </w:p>
     <w:p>
       <w:r>
-        <w:t>Solution: Stratification is society's hierarchical layering.</w:t>
+        <w:t>Solution: ✅ Correct Answer: A. The ranking of people into social classes | 🧠 Clinical Rationale: Stratification is society's hierarchical layering. | ❌ Why Not Others? | B — Equal treatment: not the appropriate nursing action here | C — Village boundaries: not the appropriate nursing action here | D — Family size: not the appropriate nursing action here | ⚠️ Exam Trap: Read the exact question — the correct fact and its look-alike options are easy to interchange. | 💎 PNC Pearl: The ranking of people into social classes → Stratification is society's hierarchical layering</w:t>
       </w:r>
     </w:p>
     <w:p>
@@ -844,7 +844,7 @@
     </w:p>
     <w:p>
       <w:r>
-        <w:t>Solution: Red = immediate/urgent; yellow = delayed; green = minor; black = dead/dying.</w:t>
+        <w:t>Solution: ✅ Correct Answer: A. Red (priority 1) | 🧠 Clinical Rationale: Red = immediate/urgent; yellow = delayed; green = minor; black = dead/dying. | ❌ Why Not Others? | B — Black: NSAIDs worsen ulcers; black stools suggest bleeding. | C — Green: Leafy greens, legumes, and liver are folate-rich. | D — Yellow: Bags receive human anatomical waste and soiled infectious waste for incineration. | ⚠️ Exam Trap: Read the exact question — the correct fact and its look-alike options are easy to interchange. | 💎 PNC Pearl: Red (priority 1) → Red = immediate/urgent; yellow = delayed; green = minor; black = dead/dying</w:t>
       </w:r>
     </w:p>
     <w:p>
@@ -889,7 +889,7 @@
     </w:p>
     <w:p>
       <w:r>
-        <w:t>Solution: A deepest vertical pocket of 2-8 cm is normal; &lt;2 cm suggests oligohydramnios.</w:t>
+        <w:t>Solution: ✅ Correct Answer: A. 2-8 cm | 🧠 Clinical Rationale: A deepest vertical pocket of 2-8 cm is normal; &lt;2 cm suggests oligohydramnios. | ❌ Why Not Others? | B — 0.5 cm: not the appropriate nursing action here | C — 10-15 cm: not the appropriate nursing action here | D — 20 cm: not the appropriate nursing action here | ⚠️ Exam Trap: Read the exact question — the correct fact and its look-alike options are easy to interchange. | 💎 PNC Pearl: 2-8 cm → A deepest vertical pocket of is normal; &lt;2 cm suggests oligohydramnios</w:t>
       </w:r>
     </w:p>
     <w:p>
@@ -934,7 +934,7 @@
     </w:p>
     <w:p>
       <w:r>
-        <w:t>Solution: Here-and-now processing of current group interactions promotes therapeutic change.</w:t>
+        <w:t>Solution: ✅ Correct Answer: A. Focusing on present interactions in the group | 🧠 Clinical Rationale: Here-and-now processing of current group interactions promotes therapeutic change. | ❌ Why Not Others? | B — Discussing the past only: not the appropriate nursing action here | C — Planning the future: not the appropriate nursing action here | D — Leaving the group: not the appropriate nursing action here | ⚠️ Exam Trap: Don’t confuse "Focusing on present interactions in the group" with "Leaving the group" — they look alike and are easy to interchange. | 💎 PNC Pearl: Focusing on present interactions in the group → Here-and-now processing of current group interactions promotes therapeutic change</w:t>
       </w:r>
     </w:p>
     <w:p>
@@ -979,7 +979,7 @@
     </w:p>
     <w:p>
       <w:r>
-        <w:t>Solution: Broca's area (frontal lobe) controls speech output.</w:t>
+        <w:t>Solution: ✅ Correct Answer: A. Speech production | 🧠 Clinical Rationale: Broca's area (frontal lobe) controls speech output. | ❌ Why Not Others? | B — Hearing: Aminoglycosides are ototoxic and nephrotoxic. | C — Smell: Olfaction detects odours in the nasal cavity. | D — Balance: Home modifications and balance exercise prevent falls. | ⚠️ Exam Trap: Read the exact question — the correct fact and its look-alike options are easy to interchange. | 💎 PNC Pearl: Speech production → Broca's area (frontal lobe) controls speech output</w:t>
       </w:r>
     </w:p>
     <w:p>
@@ -1024,7 +1024,7 @@
     </w:p>
     <w:p>
       <w:r>
-        <w:t>Solution: Gallstones are the leading cause of acute pancreatitis, especially in women.</w:t>
+        <w:t>Solution: ✅ Correct Answer: A. Gallstones | 🧠 Clinical Rationale: Gallstones are the leading cause of acute pancreatitis, especially in women. | ❌ Why Not Others? | B — Alcohol: Hepatitis B/C and alcohol cause most cirrhosis globally. | C — Trauma: Birth trauma, episiotomy pain, and epidurals impair bladder sensation; monitor voiding closely. | D — Drugs: Alcohol and hepatotoxic drugs worsen liver damage. | ⚠️ Exam Trap: Read the exact question — the correct fact and its look-alike options are easy to interchange. | 💎 PNC Pearl: Gallstones → the leading cause of acute pancreatitis, especially in women</w:t>
       </w:r>
     </w:p>
     <w:p>
@@ -1069,7 +1069,7 @@
     </w:p>
     <w:p>
       <w:r>
-        <w:t>Solution: Sitz baths ease perineal/rectal pain and promote healing.</w:t>
+        <w:t>Solution: ✅ Correct Answer: A. Perineal and rectal area | 🧠 Clinical Rationale: Sitz baths ease perineal/rectal pain and promote healing. | ❌ Why Not Others? | B — Chest: Excess thyroxine causes tachycardia and angina risk. | C — Arms: FAST: facial droop, arm weakness, speech difficulty — time to act. | D — Head: Side-lying prevents aspiration of vomitus. | ⚠️ Exam Trap: Read the exact question — the correct fact and its look-alike options are easy to interchange. | 💎 PNC Pearl: Perineal and rectal area → Sitz baths ease perineal/rectal pain and promote healing</w:t>
       </w:r>
     </w:p>
     <w:p>
@@ -1114,7 +1114,7 @@
     </w:p>
     <w:p>
       <w:r>
-        <w:t>Solution: Enzyme replacement and nutrition support treat it.</w:t>
+        <w:t>Solution: ✅ Correct Answer: A. Chronic pancreatitis | 🧠 Clinical Rationale: Enzyme replacement and nutrition support treat it. | ❌ Why Not Others? | B — Diet: INH depletes B6; supplement to prevent neuropathy. | C — Climate: NMSA promotes sustainable agriculture. | D — Genetics: Diet and heredity drive LDL; statins and lifestyle lower it. | ⚠️ Exam Trap: Read the exact question — the correct fact and its look-alike options are easy to interchange. | 💎 PNC Pearl: Enzyme replacement and nutrition support treat it.</w:t>
       </w:r>
     </w:p>
     <w:p>
@@ -1159,7 +1159,7 @@
     </w:p>
     <w:p>
       <w:r>
-        <w:t>Solution: Postpartum telogen effluvium is temporary; reassurance and nutrition help.</w:t>
+        <w:t>Solution: ✅ Correct Answer: A. Telogen effluvium from hormonal shifts | 🧠 Clinical Rationale: Postpartum telogen effluvium is temporary; reassurance and nutrition help. | ❌ Why Not Others? | B — Infection: Loss of immunoglobulins predisposes to peritonitis and cellulitis; also watch thrombosis. | C — Cancer: Screen and treat comorbid depression in chronic disease. | D — Diet only: not the appropriate nursing action here | ⚠️ Exam Trap: Read the exact question — the correct fact and its look-alike options are easy to interchange. | 💎 PNC Pearl: Telogen effluvium from hormonal shifts → Postpartum telogen effluvium is temporary; reassurance and nutrition help</w:t>
       </w:r>
     </w:p>
     <w:p>
@@ -1204,7 +1204,7 @@
     </w:p>
     <w:p>
       <w:r>
-        <w:t>Solution: Alpha and beta cells of the islets secrete glucagon and insulin.</w:t>
+        <w:t>Solution: ✅ Correct Answer: A. Pancreas | 🧠 Clinical Rationale: Alpha and beta cells of the islets secrete glucagon and insulin. | ❌ Why Not Others? | B — Liver: Vitamin K-dependent factors are synthesised in the liver. | C — Spleen: The spleen filters blood and recycles iron. | D — Adrenal gland: not the appropriate nursing action here | ⚠️ Exam Trap: Read the exact question — the correct fact and its look-alike options are easy to interchange. | 💎 PNC Pearl: Pancreas → Alpha and beta cells of the islets secrete glucagon and insulin</w:t>
       </w:r>
     </w:p>
     <w:p>
@@ -1249,7 +1249,7 @@
     </w:p>
     <w:p>
       <w:r>
-        <w:t>Solution: Elevation with neutral neck promotes venous drainage and lowers ICP.</w:t>
+        <w:t>Solution: ✅ Correct Answer: A. Semi-Fowler's position with head in neutral alignment | 🧠 Clinical Rationale: Elevation with neutral neck promotes venous drainage and lowers ICP. | ❌ Why Not Others? | B — Prone position: not the appropriate nursing action here | C — Trendelenburg position: not the appropriate nursing action here | D — Supine flat position: not the appropriate nursing action here | ⚠️ Exam Trap: Read the exact question — the correct fact and its look-alike options are easy to interchange. | 💎 PNC Pearl: Semi-Fowler's position with head in neutral alignment → Elevation with neutral neck promotes venous drainage and lowers ICP</w:t>
       </w:r>
     </w:p>
     <w:p>
@@ -1294,7 +1294,7 @@
     </w:p>
     <w:p>
       <w:r>
-        <w:t>Solution: Thrombin cleaves fibrinogen into fibrin strands.</w:t>
+        <w:t>Solution: ✅ Correct Answer: A. Thrombin | 🧠 Clinical Rationale: Thrombin cleaves fibrinogen into fibrin strands. | ❌ Why Not Others? | B — Calcium: Makes up most of bone mineral mass. | C — Albumin: Maintains oncotic pressure. | D — Heparin: Induced thrombocytopenia is a serious risk. | ⚠️ Exam Trap: Read the exact question — the correct fact and its look-alike options are easy to interchange. | 💎 PNC Pearl: Thrombin → cleaves fibrinogen into fibrin strands</w:t>
       </w:r>
     </w:p>
     <w:p>
@@ -1339,7 +1339,7 @@
     </w:p>
     <w:p>
       <w:r>
-        <w:t>Solution: Branded oils and testing reduce adulteration.</w:t>
+        <w:t>Solution: ✅ Correct Answer: A. Cheaper oils and argemone contamination | 🧠 Clinical Rationale: Branded oils and testing reduce adulteration. | ❌ Why Not Others? | B — Diet: INH depletes B6; supplement to prevent neuropathy. | C — Climate: NMSA promotes sustainable agriculture. | D — Genetics: Diet and heredity drive LDL; statins and lifestyle lower it. | ⚠️ Exam Trap: Read the exact question — the correct fact and its look-alike options are easy to interchange. | 💎 PNC Pearl: Cheaper oils and argemone contamination → Branded oils and testing reduce adulteration</w:t>
       </w:r>
     </w:p>
     <w:p>
@@ -1384,7 +1384,7 @@
     </w:p>
     <w:p>
       <w:r>
-        <w:t>Solution: Flumazenil reverses benzodiazepines; support airway.</w:t>
+        <w:t>Solution: ✅ Correct Answer: A. Benzodiazepine or barbiturate overdose | 🧠 Clinical Rationale: Flumazenil reverses benzodiazepines; support airway. | ❌ Why Not Others? | B — Paracetamol always: not the appropriate nursing action here | C — Diet: INH depletes B6; supplement to prevent neuropathy. | D — Exercise: Calcium, vitamin D, and fall prevention maintain bone health. | ⚠️ Exam Trap: Read the exact question — the correct fact and its look-alike options are easy to interchange. | 💎 PNC Pearl: Benzodiazepine or barbiturate overdose → Flumazenil reverses benzodiazepines; support airway</w:t>
       </w:r>
     </w:p>
     <w:p>
@@ -1429,7 +1429,7 @@
     </w:p>
     <w:p>
       <w:r>
-        <w:t>Solution: Exclude meningitis; simple febrile seizures are managed supportively.</w:t>
+        <w:t>Solution: ✅ Correct Answer: A. Febrile seizure | 🧠 Clinical Rationale: Exclude meningitis; simple febrile seizures are managed supportively. | ❌ Why Not Others? | B — Epilepsy always: not the appropriate nursing action here | C — Meningitis always: not the appropriate nursing action here | D — Diet: INH depletes B6; supplement to prevent neuropathy. | ⚠️ Exam Trap: Read the exact question — the correct fact and its look-alike options are easy to interchange. | 💎 PNC Pearl: Febrile seizure → Exclude meningitis; simple febrile seizures are managed supportively</w:t>
       </w:r>
     </w:p>
     <w:p>
@@ -1474,7 +1474,7 @@
     </w:p>
     <w:p>
       <w:r>
-        <w:t>Solution: Sympathetic activation increases HR, BP, and blood glucose.</w:t>
+        <w:t>Solution: ✅ Correct Answer: A. Sympathetic nervous system | 🧠 Clinical Rationale: Sympathetic activation increases HR, BP, and blood glucose. | ❌ Why Not Others? | B — Parasympathetic system: not the appropriate nursing action here | C — Somatic system: not the appropriate nursing action here | D — Enteric system: not the appropriate nursing action here | ⚠️ Exam Trap: Read the exact question — the correct fact and its look-alike options are easy to interchange. | 💎 PNC Pearl: Sympathetic nervous system → Sympathetic activation increases HR, BP, and blood glucose</w:t>
       </w:r>
     </w:p>
     <w:p>
@@ -1519,7 +1519,7 @@
     </w:p>
     <w:p>
       <w:r>
-        <w:t>Solution: Screen with validated tools and referral pathways.</w:t>
+        <w:t>Solution: ✅ Correct Answer: A. Early detection of depression and suicide risk | 🧠 Clinical Rationale: Screen with validated tools and referral pathways. | ❌ Why Not Others? | B — Punishment: not the appropriate nursing action here | C — Diet: INH depletes B6; supplement to prevent neuropathy. | D — Exercise: Calcium, vitamin D, and fall prevention maintain bone health. | ⚠️ Exam Trap: Read the exact question — the correct fact and its look-alike options are easy to interchange. | 💎 PNC Pearl: Early detection of depression and suicide risk → Screen with validated tools and referral pathways</w:t>
       </w:r>
     </w:p>
     <w:p>
@@ -1564,7 +1564,7 @@
     </w:p>
     <w:p>
       <w:r>
-        <w:t>Solution: Prompt changing prevents skin breakdown.</w:t>
+        <w:t>Solution: ✅ Correct Answer: A. Immediately after soiling | 🧠 Clinical Rationale: Prompt changing prevents skin breakdown. | ❌ Why Not Others? | B — At the end of the shift: not the appropriate nursing action here | C — Once daily: not the appropriate nursing action here | D — Only at night: not the appropriate nursing action here | ⚠️ Exam Trap: Read the exact question — the correct fact and its look-alike options are easy to interchange. | 💎 PNC Pearl: Immediately after soiling → Prompt changing prevents skin breakdown</w:t>
       </w:r>
     </w:p>
     <w:p>
@@ -1609,7 +1609,7 @@
     </w:p>
     <w:p>
       <w:r>
-        <w:t>Solution: Confrontation is supportive, not punitive.</w:t>
+        <w:t>Solution: ✅ Correct Answer: A. Pointing out discrepancies respectfully | 🧠 Clinical Rationale: Confrontation is supportive, not punitive. | ❌ Why Not Others? | B — Criticism: not the appropriate nursing action here | C — Diet: INH depletes B6; supplement to prevent neuropathy. | D — Exercise: Calcium, vitamin D, and fall prevention maintain bone health. | ⚠️ Exam Trap: Read the exact question — the correct fact and its look-alike options are easy to interchange. | 💎 PNC Pearl: Pointing out discrepancies respectfully → Confrontation is supportive, not punitive</w:t>
       </w:r>
     </w:p>
     <w:p>
@@ -1654,7 +1654,7 @@
     </w:p>
     <w:p>
       <w:r>
-        <w:t>Solution: About 97% of O2 travels bound to Hb.</w:t>
+        <w:t>Solution: ✅ Correct Answer: A. Bound to haemoglobin | 🧠 Clinical Rationale: About 97% of O2 travels bound to Hb. | ❌ Why Not Others? | B — Dissolved in plasma: not the appropriate nursing action here | C — As bicarbonate: not the appropriate nursing action here | D — By white cells: not the appropriate nursing action here | ⚠️ Exam Trap: Read the exact question — the correct fact and its look-alike options are easy to interchange. | 💎 PNC Pearl: Bound to haemoglobin → About 97% of O2 travels bound to Hb</w:t>
       </w:r>
     </w:p>
     <w:p>
@@ -1699,7 +1699,7 @@
     </w:p>
     <w:p>
       <w:r>
-        <w:t>Solution: They sense head rotation.</w:t>
+        <w:t>Solution: ✅ Correct Answer: A. Balance (equilibrium) | 🧠 Clinical Rationale: They sense head rotation. | ❌ Why Not Others? | B — Hearing: Aminoglycosides are ototoxic and nephrotoxic. | C — Smell: Olfaction detects odours in the nasal cavity. | D — Taste: not the appropriate nursing action here | ⚠️ Exam Trap: Read the exact question — the correct fact and its look-alike options are easy to interchange. | 💎 PNC Pearl: Balance (equilibrium) → They sense head rotation</w:t>
       </w:r>
     </w:p>
     <w:p>
@@ -1744,7 +1744,7 @@
     </w:p>
     <w:p>
       <w:r>
-        <w:t>Solution: UTI symptoms guide antibiotic therapy.</w:t>
+        <w:t>Solution: ✅ Correct Answer: A. Fever, dysuria, and urine output | 🧠 Clinical Rationale: UTI symptoms guide antibiotic therapy. | ❌ Why Not Others? | B — Only appetite: not the appropriate nursing action here | C — Only sleep: not the appropriate nursing action here | D — Nothing: Never induce vomiting after hydrocarbon ingestion — aspiration pneumonia risk; obtain urgent care. | ⚠️ Exam Trap: Read the exact question — the correct fact and its look-alike options are easy to interchange. | 💎 PNC Pearl: Fever, dysuria, and urine output → UTI symptoms guide antibiotic therapy</w:t>
       </w:r>
     </w:p>
     <w:p>
@@ -1789,7 +1789,7 @@
     </w:p>
     <w:p>
       <w:r>
-        <w:t>Solution: Idiosyncrasy is a genetically based unexpected reaction.</w:t>
+        <w:t>Solution: ✅ Correct Answer: A. An unusual, individual response to a drug | 🧠 Clinical Rationale: Idiosyncrasy is a genetically based unexpected reaction. | ❌ Why Not Others? | B — A common side effect: not the appropriate nursing action here | C — An overdose: not the appropriate nursing action here | D — A food reaction: not the appropriate nursing action here | ⚠️ Exam Trap: Read the exact question — the correct fact and its look-alike options are easy to interchange. | 💎 PNC Pearl: An unusual, individual response to a drug → Idiosyncrasy is a genetically based unexpected reaction</w:t>
       </w:r>
     </w:p>
     <w:p>
@@ -1834,7 +1834,7 @@
     </w:p>
     <w:p>
       <w:r>
-        <w:t>Solution: Ophthalmia neonatorum follows birth-canal exposure; prophylaxis with antibiotic eye ointment is standard.</w:t>
+        <w:t>Solution: ✅ Correct Answer: A. Chemical irritation and infections (gonococcal/chlamydial) | 🧠 Clinical Rationale: Ophthalmia neonatorum follows birth-canal exposure; prophylaxis with antibiotic eye ointment is standard. | ❌ Why Not Others? | B — Trauma: Birth trauma, episiotomy pain, and epidurals impair bladder sensation; monitor voiding closely. | C — Vitamin deficiency: not the appropriate nursing action here | D — Allergy: Screening prevents anaphylaxis; also send cultures before starting therapy. | ⚠️ Exam Trap: Read the exact question — the correct fact and its look-alike options are easy to interchange. | 💎 PNC Pearl: Chemical irritation and infections (gonococcal/chlamydial) → Ophthalmia neonatorum follows birth-canal exposure; prophylaxis with antibiotic eye ointment is standard</w:t>
       </w:r>
     </w:p>
     <w:p>
@@ -1879,7 +1879,7 @@
     </w:p>
     <w:p>
       <w:r>
-        <w:t>Solution: Engorgement follows infrequent feeding; feed on demand, express, and apply cold packs between feeds.</w:t>
+        <w:t>Solution: ✅ Correct Answer: A. Delayed or infrequent feeding after birth | 🧠 Clinical Rationale: Engorgement follows infrequent feeding; feed on demand, express, and apply cold packs between feeds. | ❌ Why Not Others? | B — Excess milk always: not the appropriate nursing action here | C — Mastitis always: not the appropriate nursing action here | D — Small nipples: not the appropriate nursing action here | ⚠️ Exam Trap: Read the exact question — the correct fact and its look-alike options are easy to interchange. | 💎 PNC Pearl: Delayed or infrequent feeding after birth → Engorgement follows infrequent feeding; feed on demand, express, and apply cold packs between feeds</w:t>
       </w:r>
     </w:p>
     <w:p>
@@ -1924,7 +1924,7 @@
     </w:p>
     <w:p>
       <w:r>
-        <w:t>Solution: Calcitonin inhibits osteoclasts and lowers calcium.</w:t>
+        <w:t>Solution: ✅ Correct Answer: A. Lower blood calcium | 🧠 Clinical Rationale: Calcitonin inhibits osteoclasts and lowers calcium. | ❌ Why Not Others? | B — Raise blood calcium: PTH increases serum calcium (osteoclastic resorption, renal reabsorption, calcitriol synthesis). | C — Raise blood sugar: Steroids increase gluconeogenesis. | D — Lower blood pressure: ANP opposes the RAAS and reduces blood volume. | ⚠️ Exam Trap: Don’t confuse "Lower blood calcium" with "Raise blood calcium" — they look alike and are easy to interchange. | 💎 PNC Pearl: Lower blood calcium → Calcitonin inhibits osteoclasts and lowers calcium</w:t>
       </w:r>
     </w:p>
     <w:p>
@@ -1969,7 +1969,7 @@
     </w:p>
     <w:p>
       <w:r>
-        <w:t>Solution: Calm, simple communication reduces anxiety.</w:t>
+        <w:t>Solution: ✅ Correct Answer: A. Staying calm and using simple, concrete statements | 🧠 Clinical Rationale: Calm, simple communication reduces anxiety. | ❌ Why Not Others? | B — Speaking rapidly: not the appropriate nursing action here | C — Leaving the patient alone: not the appropriate nursing action here | D — Arguing with the patient: not the appropriate nursing action here | ⚠️ Exam Trap: Read the exact question — the correct fact and its look-alike options are easy to interchange. | 💎 PNC Pearl: Staying calm and using simple, concrete statements → Calm, simple communication reduces anxiety</w:t>
       </w:r>
     </w:p>
     <w:p>
@@ -2014,7 +2014,7 @@
     </w:p>
     <w:p>
       <w:r>
-        <w:t>Solution: B6 supplementation prevents INH neuropathy.</w:t>
+        <w:t>Solution: ✅ Correct Answer: A. Prevent peripheral neuropathy | 🧠 Clinical Rationale: B6 supplementation prevents INH neuropathy. | ❌ Why Not Others? | B — Increase appetite: not the appropriate nursing action here | C — Prevent nausea: not the appropriate nursing action here | D — Speed absorption: not the appropriate nursing action here | ⚠️ Exam Trap: Read the exact question — the correct fact and its look-alike options are easy to interchange. | 💎 PNC Pearl: Prevent peripheral neuropathy → B6 supplementation prevents INH neuropathy</w:t>
       </w:r>
     </w:p>
     <w:p>
@@ -2059,7 +2059,7 @@
     </w:p>
     <w:p>
       <w:r>
-        <w:t>Solution: A pulse deficit indicates inefficient cardiac contraction.</w:t>
+        <w:t>Solution: ✅ Correct Answer: A. Subtracting the apical pulse from the radial pulse | 🧠 Clinical Rationale: A pulse deficit indicates inefficient cardiac contraction. | ❌ Why Not Others? | B — Adding the two pulses: not the appropriate nursing action here | C — Measuring the BP: not the appropriate nursing action here | D — Counting respirations: not the appropriate nursing action here | ⚠️ Exam Trap: Read the exact question — the correct fact and its look-alike options are easy to interchange. | 💎 PNC Pearl: Subtracting the apical pulse from the radial pulse → A pulse deficit indicates inefficient cardiac contraction</w:t>
       </w:r>
     </w:p>
     <w:p>
@@ -2104,7 +2104,7 @@
     </w:p>
     <w:p>
       <w:r>
-        <w:t>Solution: Parenteral glucose is used when the patient cannot swallow.</w:t>
+        <w:t>Solution: ✅ Correct Answer: A. IV dextrose or glucagon | 🧠 Clinical Rationale: Parenteral glucose is used when the patient cannot swallow. | ❌ Why Not Others? | B — Oral juice: not the appropriate nursing action here | C — A heavy meal: not the appropriate nursing action here | D — Nothing: Never induce vomiting after hydrocarbon ingestion — aspiration pneumonia risk; obtain urgent care. | ⚠️ Exam Trap: Read the exact question — the correct fact and its look-alike options are easy to interchange. | 💎 PNC Pearl: IV dextrose or glucagon → Parenteral glucose is used when the patient cannot swallow</w:t>
       </w:r>
     </w:p>
     <w:p>
@@ -2149,7 +2149,7 @@
     </w:p>
     <w:p>
       <w:r>
-        <w:t>Solution: Sepsis causes distributive shock.</w:t>
+        <w:t>Solution: ✅ Correct Answer: A. Fever or hypothermia, hypotension, and altered mentation | 🧠 Clinical Rationale: Sepsis causes distributive shock. | ❌ Why Not Others? | B — Bradycardia: Bradycardia = 60 beats per minute | C — Polyuria: Polyuria = 2,500 ml per day | D — Weight gain: Low metabolism causes cold intolerance, weight gain, and bradycardia. | ⚠️ Exam Trap: Read the exact question — the correct fact and its look-alike options are easy to interchange. | 💎 PNC Pearl: Fever or hypothermia, hypotension, and altered mentation → Sepsis causes distributive shock</w:t>
       </w:r>
     </w:p>
     <w:p>
@@ -2194,7 +2194,7 @@
     </w:p>
     <w:p>
       <w:r>
-        <w:t>Solution: Early-morning vomiting with headache suggests raised ICP - image the brain.</w:t>
+        <w:t>Solution: ✅ Correct Answer: A. Migraine or raised ICP | 🧠 Clinical Rationale: Early-morning vomiting with headache suggests raised ICP - image the brain. | ❌ Why Not Others? | B — Gastritis always: not the appropriate nursing action here | C — Diet: INH depletes B6; supplement to prevent neuropathy. | D — Exercise: Calcium, vitamin D, and fall prevention maintain bone health. | ⚠️ Exam Trap: Read the exact question — the correct fact and its look-alike options are easy to interchange. | 💎 PNC Pearl: Migraine or raised ICP → Early-morning vomiting with headache suggests raised ICP - image the brain</w:t>
       </w:r>
     </w:p>
     <w:p>
@@ -2239,7 +2239,7 @@
     </w:p>
     <w:p>
       <w:r>
-        <w:t>Solution: Protamine sulphate neutralises heparin.</w:t>
+        <w:t>Solution: ✅ Correct Answer: A. Protamine sulphate | 🧠 Clinical Rationale: Protamine sulphate neutralises heparin. | ❌ Why Not Others? | B — Vitamin K: Reverses warfarin's effect. | C — Naloxone: Reverses opioid-induced respiratory depression. | D — Calcium gluconate: Stabilizes the myocardium; insulin–glucose, bicarbonate, and dialysis remove potassium. | ⚠️ Exam Trap: Read the exact question — the correct fact and its look-alike options are easy to interchange. | 💎 PNC Pearl: Protamine sulphate → neutralises heparin</w:t>
       </w:r>
     </w:p>
     <w:p>
@@ -2284,7 +2284,7 @@
     </w:p>
     <w:p>
       <w:r>
-        <w:t>Solution: Gradual mobilisation balances recovery and safety.</w:t>
+        <w:t>Solution: ✅ Correct Answer: A. On bed rest initially with gradual activity | 🧠 Clinical Rationale: Gradual mobilisation balances recovery and safety. | ❌ Why Not Others? | B — Fully active immediately: not the appropriate nursing action here | C — Walking for hours: not the appropriate nursing action here | D — Sitting for long periods: not the appropriate nursing action here | ⚠️ Exam Trap: Read the exact question — the correct fact and its look-alike options are easy to interchange. | 💎 PNC Pearl: On bed rest initially with gradual activity → Gradual mobilisation balances recovery and safety</w:t>
       </w:r>
     </w:p>
     <w:p>
@@ -2329,7 +2329,7 @@
     </w:p>
     <w:p>
       <w:r>
-        <w:t>Solution: Rogers emphasized unconditional positive regard and empathy.</w:t>
+        <w:t>Solution: ✅ Correct Answer: A. Carl Rogers | 🧠 Clinical Rationale: Rogers emphasized unconditional positive regard and empathy. | ❌ Why Not Others? | B — Freud: Developed psychoanalysis with the unconscious mind at its core. | C — Watson: Founded behaviourism; Skinner refined operant conditioning. | D — Beck: Triad signals pericardial compression. | ⚠️ Exam Trap: Read the exact question — the correct fact and its look-alike options are easy to interchange. | 💎 PNC Pearl: Carl Rogers → Rogers emphasized unconditional positive regard and empathy</w:t>
       </w:r>
     </w:p>
     <w:p>
@@ -2374,7 +2374,7 @@
     </w:p>
     <w:p>
       <w:r>
-        <w:t>Solution: Most children walk alone by 12–15 months; delay beyond 18 months warrants evaluation.</w:t>
+        <w:t>Solution: ✅ Correct Answer: A. 12–15 months | 🧠 Clinical Rationale: Most children walk alone by 12–15 months; delay beyond 18 months warrants evaluation. | ❌ Why Not Others? | B — 6 months: Exclusive breastfeeding for the first 6 months is WHO-recommended. | C — 24 months: A birth-to-pregnancy interval of at least 24 months reduces maternal and child risks. | D — 9 months exactly: not the appropriate nursing action here | ⚠️ Exam Trap: Read the exact question — the correct fact and its look-alike options are easy to interchange. | 💎 PNC Pearl: 12–15 months → Most children walk alone by ; delay beyond 18 months warrants evaluation</w:t>
       </w:r>
     </w:p>
     <w:p>
@@ -2419,7 +2419,7 @@
     </w:p>
     <w:p>
       <w:r>
-        <w:t>Solution: Consistent calm answers reduce agitation.</w:t>
+        <w:t>Solution: ✅ Correct Answer: A. Answering calmly each time and redirecting | 🧠 Clinical Rationale: Consistent calm answers reduce agitation. | ❌ Why Not Others? | B — Shouting the answer: not the appropriate nursing action here | C — Refusing to answer: not the appropriate nursing action here | D — Ignoring the question: not the appropriate nursing action here | ⚠️ Exam Trap: Read the exact question — the correct fact and its look-alike options are easy to interchange. | 💎 PNC Pearl: Answering calmly each time and redirecting → Consistent calm answers reduce agitation</w:t>
       </w:r>
     </w:p>
     <w:p>
@@ -2464,7 +2464,7 @@
     </w:p>
     <w:p>
       <w:r>
-        <w:t>Solution: Cannon-Bard: the thalamus sends signals for both simultaneously.</w:t>
+        <w:t>Solution: ✅ Correct Answer: A. Cannon-Bard theory | 🧠 Clinical Rationale: Cannon-Bard: the thalamus sends signals for both simultaneously. | ❌ Why Not Others? | B — James-Lange: We feel afraid because we tremble. | C — Schachter-Singer: not the appropriate nursing action here | D — Drive theory: not the appropriate nursing action here | ⚠️ Exam Trap: Read the exact question — the correct fact and its look-alike options are easy to interchange. | 💎 PNC Pearl: Cannon-Bard theory → Cannon-Bard: the thalamus sends signals for both simultaneously</w:t>
       </w:r>
     </w:p>
     <w:p>
@@ -2509,7 +2509,7 @@
     </w:p>
     <w:p>
       <w:r>
-        <w:t>Solution: Ruptured tubal pregnancy: missed period, unilateral pain, vaginal bleeding, and signs of shock.</w:t>
+        <w:t>Solution: ✅ Correct Answer: A. Amenorrhoea, abdominal pain, and vaginal bleeding with shock | 🧠 Clinical Rationale: Ruptured tubal pregnancy: missed period, unilateral pain, vaginal bleeding, and signs of shock. | ❌ Why Not Others? | B — Fever and rash: not the appropriate nursing action here | C — Polyhydramnios: not the appropriate nursing action here | D — Weight gain: Low metabolism causes cold intolerance, weight gain, and bradycardia. | ⚠️ Exam Trap: Read the exact question — the correct fact and its look-alike options are easy to interchange. | 💎 PNC Pearl: Amenorrhoea, abdominal pain, and vaginal bleeding with shock → Ruptured tubal pregnancy: missed period, unilateral pain, vaginal bleeding, and signs of shock</w:t>
       </w:r>
     </w:p>
     <w:p>
@@ -2554,7 +2554,7 @@
     </w:p>
     <w:p>
       <w:r>
-        <w:t>Solution: Nodes trap pathogens and activate lymphocytes.</w:t>
+        <w:t>Solution: ✅ Correct Answer: A. Filter lymph and mount immune responses | 🧠 Clinical Rationale: Nodes trap pathogens and activate lymphocytes. | ❌ Why Not Others? | B — Produce bile: not the appropriate nursing action here | C — Filter air: not the appropriate nursing action here | D — Store urine: not the appropriate nursing action here | ⚠️ Exam Trap: Read the exact question — the correct fact and its look-alike options are easy to interchange. | 💎 PNC Pearl: Filter lymph and mount immune responses → Nodes trap pathogens and activate lymphocytes</w:t>
       </w:r>
     </w:p>
     <w:p>
@@ -2599,7 +2599,7 @@
     </w:p>
     <w:p>
       <w:r>
-        <w:t>Solution: Compress at 100-120/min, 5-6 cm deep in adults.</w:t>
+        <w:t>Solution: ✅ Correct Answer: A. 100-120 per minute | 🧠 Clinical Rationale: Compress at 100-120/min, 5-6 cm deep in adults. | ❌ Why Not Others? | B — 60 per minute: not the appropriate nursing action here | C — 40 per minute: not the appropriate nursing action here | D — 150 per minute: not the appropriate nursing action here | ⚠️ Exam Trap: Don’t confuse "100-120 per minute" with "60 per minute" — they look alike and are easy to interchange. | 💎 PNC Pearl: 100-120 per minute → Compress at 100-120/min, 5-6 cm deep in adults</w:t>
       </w:r>
     </w:p>
     <w:p>
@@ -2644,7 +2644,7 @@
     </w:p>
     <w:p>
       <w:r>
-        <w:t>Solution: Bile salts break fats into droplets for lipase.</w:t>
+        <w:t>Solution: ✅ Correct Answer: A. Emulsifying fats | 🧠 Clinical Rationale: Bile salts break fats into droplets for lipase. | ❌ Why Not Others? | B — Digesting proteins: not the appropriate nursing action here | C — Neutralising acid only: not the appropriate nursing action here | D — Absorbing glucose: not the appropriate nursing action here | ⚠️ Exam Trap: Read the exact question — the correct fact and its look-alike options are easy to interchange. | 💎 PNC Pearl: Emulsifying fats → Bile salts break fats into droplets for lipase</w:t>
       </w:r>
     </w:p>
     <w:p>
@@ -2689,7 +2689,7 @@
     </w:p>
     <w:p>
       <w:r>
-        <w:t>Solution: Excess PTH raises calcium.</w:t>
+        <w:t>Solution: ✅ Correct Answer: A. Hypercalcaemia, stones, and bone pain | 🧠 Clinical Rationale: Excess PTH raises calcium. | ❌ Why Not Others? | B — Hypocalcaemia: Causes carpopedal spasm and seizures; treat with calcium. | C — Weight gain: Low metabolism causes cold intolerance, weight gain, and bradycardia. | D — Constipation: Opioids slow GI motility; prophylactic stool softeners and fluids are routine. | ⚠️ Exam Trap: Read the exact question — the correct fact and its look-alike options are easy to interchange. | 💎 PNC Pearl: Hypercalcaemia, stones, and bone pain → Excess PTH raises calcium</w:t>
       </w:r>
     </w:p>
     <w:p>
@@ -2734,7 +2734,7 @@
     </w:p>
     <w:p>
       <w:r>
-        <w:t>Solution: Rinsing prevents oral candidiasis.</w:t>
+        <w:t>Solution: ✅ Correct Answer: A. Rinse the mouth after use | 🧠 Clinical Rationale: Rinsing prevents oral candidiasis. | ❌ Why Not Others? | B — Swallow the medicine: not the appropriate nursing action here | C — Skip rinsing: not the appropriate nursing action here | D — Use only at night: not the appropriate nursing action here | ⚠️ Exam Trap: Read the exact question — the correct fact and its look-alike options are easy to interchange. | 💎 PNC Pearl: Rinse the mouth after use → Rinsing prevents oral candidiasis</w:t>
       </w:r>
     </w:p>
     <w:p>
@@ -2779,7 +2779,7 @@
     </w:p>
     <w:p>
       <w:r>
-        <w:t>Solution: Many murmurs are innocent; evaluate for cyanosis, pulses, and echocardiography when suspicious.</w:t>
+        <w:t>Solution: ✅ Correct Answer: A. Benign flow murmur or PDA | 🧠 Clinical Rationale: Many murmurs are innocent; evaluate for cyanosis, pulses, and echocardiography when suspicious. | ❌ Why Not Others? | B — VSD always: not the appropriate nursing action here | C — Tetralogy always: not the appropriate nursing action here | D — Tumour: TLS, hypercalcaemia, and spinal cord compression are emergencies. | ⚠️ Exam Trap: Read the exact question — the correct fact and its look-alike options are easy to interchange. | 💎 PNC Pearl: Benign flow murmur or PDA → Many murmurs are innocent; evaluate for cyanosis, pulses, and echocardiography when suspicious</w:t>
       </w:r>
     </w:p>
     <w:p>
@@ -2824,7 +2824,7 @@
     </w:p>
     <w:p>
       <w:r>
-        <w:t>Solution: Elevation prevents regurgitation and aspiration.</w:t>
+        <w:t>Solution: ✅ Correct Answer: A. Elevated 30-45 degrees throughout the feed and 30 minutes after | 🧠 Clinical Rationale: Elevation prevents regurgitation and aspiration. | ❌ Why Not Others? | B — Flat: Basal (glargine/detemir) insulins provide steady background insulin without a pronounced peak. | C — Lowered: Side-lying protects the airway during vomiting. | D — Elevated only during the night: not the appropriate nursing action here | ⚠️ Exam Trap: Read the exact question — the correct fact and its look-alike options are easy to interchange. | 💎 PNC Pearl: Elevated 30-45 degrees throughout the feed and 30 minutes after → Elevation prevents regurgitation and aspiration</w:t>
       </w:r>
     </w:p>
     <w:p>
@@ -2869,7 +2869,7 @@
     </w:p>
     <w:p>
       <w:r>
-        <w:t>Solution: RSV and other viruses trigger wheeze; have a written action plan.</w:t>
+        <w:t>Solution: ✅ Correct Answer: A. Viral respiratory infection | 🧠 Clinical Rationale: RSV and other viruses trigger wheeze; have a written action plan. | ❌ Why Not Others? | B — Exercise always: not the appropriate nursing action here | C — Diet: INH depletes B6; supplement to prevent neuropathy. | D — Vaccination: Absence of a scar does not mean no protection; check vaccination records. | ⚠️ Exam Trap: Read the exact question — the correct fact and its look-alike options are easy to interchange. | 💎 PNC Pearl: Viral respiratory infection → RSV and other viruses trigger wheeze; have a written action plan</w:t>
       </w:r>
     </w:p>
     <w:p>
@@ -2914,7 +2914,7 @@
     </w:p>
     <w:p>
       <w:r>
-        <w:t>Solution: IV bypasses the portal circulation; sublingual also reduces first-pass.</w:t>
+        <w:t>Solution: ✅ Correct Answer: A. Intravenous | 🧠 Clinical Rationale: IV bypasses the portal circulation; sublingual also reduces first-pass. | ❌ Why Not Others? | B — Oral: The oral route is the most common, convenient, and economical. — not the first | C — Sublingual also partially: not the first | D — Rectal: Sitz baths ease perineal/rectal pain and promote healing. — not the first | ⚠️ Exam Trap: Read the exact question — the correct fact and its look-alike options are easy to interchange. | 💎 PNC Pearl: Intravenous = the first</w:t>
       </w:r>
     </w:p>
     <w:p>
@@ -2959,7 +2959,7 @@
     </w:p>
     <w:p>
       <w:r>
-        <w:t>Solution: Vitamin K is needed for factors II, VII, IX, X.</w:t>
+        <w:t>Solution: ✅ Correct Answer: A. Prothrombin (factor II) | 🧠 Clinical Rationale: Vitamin K is needed for factors II, VII, IX, X. | ❌ Why Not Others? | B — Fibrinogen: not the appropriate nursing action here | C — Factor VIII: Haemophilia A is X-linked deficiency of factor VIII; haemophilia B (Christmas disease) lacks factor IX. | D — Calcium: Makes up most of bone mineral mass. | ⚠️ Exam Trap: Read the exact question — the correct fact and its look-alike options are easy to interchange. | 💎 PNC Pearl: Prothrombin (factor II) → Vitamin K is needed for factors II, VII, IX, X</w:t>
       </w:r>
     </w:p>
     <w:p>
@@ -3004,7 +3004,7 @@
     </w:p>
     <w:p>
       <w:r>
-        <w:t>Solution: Poor perfusion marks cardiogenic shock.</w:t>
+        <w:t>Solution: ✅ Correct Answer: A. Hypotension, cold extremities, and low urine output | 🧠 Clinical Rationale: Poor perfusion marks cardiogenic shock. | ❌ Why Not Others? | B — Hypertension: Chronic hypertension causes most spontaneous intracerebral bleeds. | C — Warm skin: not the appropriate nursing action here | D — Polyuria: Polyuria = 2,500 ml per day | ⚠️ Exam Trap: Read the exact question — the correct fact and its look-alike options are easy to interchange. | 💎 PNC Pearl: Hypotension, cold extremities, and low urine output → Poor perfusion marks cardiogenic shock</w:t>
       </w:r>
     </w:p>
     <w:p>
@@ -3049,7 +3049,7 @@
     </w:p>
     <w:p>
       <w:r>
-        <w:t>Solution: NABL accredits testing laboratories.</w:t>
+        <w:t>Solution: ✅ Correct Answer: A. National Accreditation Board for Testing and Calibration Laboratories | 🧠 Clinical Rationale: NABL accredits testing laboratories. | ❌ Why Not Others? | B — National Authority for Blood Laboratories: not the appropriate nursing action here | C — National Accreditation Body of Labs: not the appropriate nursing action here | D — National Association of Biology Labs: not the appropriate nursing action here | ⚠️ Exam Trap: Don’t confuse "National Accreditation Board for Testing and Calibration Laboratories" with "National Authority for Blood Laboratories" — they look alike and are easy to interchange. | 💎 PNC Pearl: National Accreditation Board for Testing and Calibration Laboratories → NABL accredits testing laboratories</w:t>
       </w:r>
     </w:p>
     <w:p>
@@ -3094,7 +3094,7 @@
     </w:p>
     <w:p>
       <w:r>
-        <w:t>Solution: Chi-square tests association between categorical variables.</w:t>
+        <w:t>Solution: ✅ Correct Answer: A. Proportions or categorical data | 🧠 Clinical Rationale: Chi-square tests association between categorical variables. | ❌ Why Not Others? | B — Means of continuous data: not the appropriate nursing action here | C — Medians only: not the appropriate nursing action here | D — Growth rates: not the appropriate nursing action here | ⚠️ Exam Trap: Read the exact question — the correct fact and its look-alike options are easy to interchange. | 💎 PNC Pearl: Proportions or categorical data → Chi-square tests association between categorical variables</w:t>
       </w:r>
     </w:p>
     <w:p>
@@ -3139,7 +3139,7 @@
     </w:p>
     <w:p>
       <w:r>
-        <w:t>Solution: Draw sheets ease repositioning and lifting.</w:t>
+        <w:t>Solution: ✅ Correct Answer: A. Move a bedridden patient with less friction | 🧠 Clinical Rationale: Draw sheets ease repositioning and lifting. | ❌ Why Not Others? | B — Cover the pillow: not the appropriate nursing action here | C — Cool the patient: not the appropriate nursing action here | D — Collect specimens: not the appropriate nursing action here | ⚠️ Exam Trap: Read the exact question — the correct fact and its look-alike options are easy to interchange. | 💎 PNC Pearl: Move a bedridden patient with less friction → Draw sheets ease repositioning and lifting</w:t>
       </w:r>
     </w:p>
     <w:p>
@@ -3184,7 +3184,7 @@
     </w:p>
     <w:p>
       <w:r>
-        <w:t>Solution: Effective pain management is a right.</w:t>
+        <w:t>Solution: ✅ Correct Answer: A. Pain can be controlled and should be reported | 🧠 Clinical Rationale: Effective pain management is a right. | ❌ Why Not Others? | B — Nothing helps: not the appropriate nursing action here | C — Pain must be tolerated: not the appropriate nursing action here | D — Pain is imaginary: not the appropriate nursing action here | ⚠️ Exam Trap: Read the exact question — the correct fact and its look-alike options are easy to interchange. | 💎 PNC Pearl: Pain can be controlled and should be reported → Effective pain management is a right</w:t>
       </w:r>
     </w:p>
     <w:p>
@@ -3229,7 +3229,7 @@
     </w:p>
     <w:p>
       <w:r>
-        <w:t>Solution: Type 1 diabetes presents with polyuria, polydipsia, and weight loss; insulin is essential.</w:t>
+        <w:t>Solution: ✅ Correct Answer: A. Type 1 diabetes (autoimmune) | 🧠 Clinical Rationale: Type 1 diabetes presents with polyuria, polydipsia, and weight loss; insulin is essential. | ❌ Why Not Others? | B — Type 2 always: not the appropriate nursing action here | C — MODY always: not the appropriate nursing action here | D — Diet: INH depletes B6; supplement to prevent neuropathy. | ⚠️ Exam Trap: Read the exact question — the correct fact and its look-alike options are easy to interchange. | 💎 PNC Pearl: Type 1 diabetes (autoimmune) → Type 1 diabetes presents with polyuria, polydipsia, and weight loss; insulin is essential</w:t>
       </w:r>
     </w:p>
     <w:p>
@@ -3274,7 +3274,7 @@
     </w:p>
     <w:p>
       <w:r>
-        <w:t>Solution: Apnoea means absence of breathing for a period.</w:t>
+        <w:t>Solution: ✅ Correct Answer: A. Cessation of breathing | 🧠 Clinical Rationale: Apnoea means absence of breathing for a period. | ❌ Why Not Others? | B — Rapid breathing: Tachypnoea is respirations faster than normal. | C — Laboured breathing: not the appropriate nursing action here | D — Deep sighing: not the appropriate nursing action here | ⚠️ Exam Trap: Read the exact question — the correct fact and its look-alike options are easy to interchange. | 💎 PNC Pearl: Cessation of breathing → Apnoea means absence of breathing for a period</w:t>
       </w:r>
     </w:p>
     <w:p>
@@ -3319,7 +3319,7 @@
     </w:p>
     <w:p>
       <w:r>
-        <w:t>Solution: Vitamin K reverses warfarin's anticoagulant effect.</w:t>
+        <w:t>Solution: ✅ Correct Answer: A. Vitamin K (phytonadione) | 🧠 Clinical Rationale: Vitamin K reverses warfarin's anticoagulant effect. | ❌ Why Not Others? | B — Protamine sulphate: Protamine neutralises heparin; vitamin K reverses warfarin. | C — Atropine: Raises the heart rate in symptomatic bradycardia. | D — Flumazenil: Reverses benzodiazepines; use cautiously. | ⚠️ Exam Trap: Read the exact question — the correct fact and its look-alike options are easy to interchange. | 💎 PNC Pearl: Vitamin K (phytonadione) → Vitamin K reverses warfarin's anticoagulant effect</w:t>
       </w:r>
     </w:p>
     <w:p>
@@ -3364,7 +3364,7 @@
     </w:p>
     <w:p>
       <w:r>
-        <w:t>Solution: Vitamin C enhances iron absorption.</w:t>
+        <w:t>Solution: ✅ Correct Answer: A. Vitamin C to improve absorption | 🧠 Clinical Rationale: Vitamin C enhances iron absorption. | ❌ Why Not Others? | B — Milk: B12 is found only in animal products; vegetarians are at risk. | C — Tea: Tannins and calcium chelate iron, reducing uptake. | D — Antacids: Chelate fluoroquinolones, reducing absorption. | ⚠️ Exam Trap: Read the exact question — the correct fact and its look-alike options are easy to interchange. | 💎 PNC Pearl: Vitamin C to improve absorption → Vitamin C enhances iron absorption</w:t>
       </w:r>
     </w:p>
     <w:p>
@@ -3409,7 +3409,7 @@
     </w:p>
     <w:p>
       <w:r>
-        <w:t>Solution: Cortical hormones regulate stress, salt, and sex characteristics.</w:t>
+        <w:t>Solution: ✅ Correct Answer: A. Cortisol, aldosterone, and androgens | 🧠 Clinical Rationale: Cortical hormones regulate stress, salt, and sex characteristics. | ❌ Why Not Others? | B — Adrenaline only: not the appropriate nursing action here | C — Insulin: Beta cells secrete insulin; alpha cells glucagon. | D — Thyroxine: Thyroid hormones control metabolism. | ⚠️ Exam Trap: Read the exact question — the correct fact and its look-alike options are easy to interchange. | 💎 PNC Pearl: Cortisol, aldosterone, and androgens → Cortical hormones regulate stress, salt, and sex characteristics</w:t>
       </w:r>
     </w:p>
     <w:p>
@@ -3454,7 +3454,7 @@
     </w:p>
     <w:p>
       <w:r>
-        <w:t>Solution: Patent, comfortable tubing ensures effective delivery.</w:t>
+        <w:t>Solution: ✅ Correct Answer: A. Not kinked and comfortably secured | 🧠 Clinical Rationale: Patent, comfortable tubing ensures effective delivery. | ❌ Why Not Others? | B — Tightly tied: not the appropriate nursing action here | C — Under the patient: not the appropriate nursing action here | D — On the floor: Soiled linen is contained to prevent the spread of infection. | ⚠️ Exam Trap: Read the exact question — the correct fact and its look-alike options are easy to interchange. | 💎 PNC Pearl: Not kinked and comfortably secured → Patent, comfortable tubing ensures effective delivery</w:t>
       </w:r>
     </w:p>
     <w:p>
@@ -3499,7 +3499,7 @@
     </w:p>
     <w:p>
       <w:r>
-        <w:t>Solution: P. vivax dominates in Rajasthan; falciparum is more dangerous where present.</w:t>
+        <w:t>Solution: ✅ Correct Answer: A. Plasmodium vivax | 🧠 Clinical Rationale: P. vivax dominates in Rajasthan; falciparum is more dangerous where present. | ❌ Why Not Others? | B — Plasmodium falciparum only: not the appropriate nursing action here | C — P. ovale: not the appropriate nursing action here | D — P. malariae: not the appropriate nursing action here | ⚠️ Exam Trap: Read the exact question — the correct fact and its look-alike options are easy to interchange. | 💎 PNC Pearl: Plasmodium vivax → P. vivax dominates in Rajasthan; falciparum is more dangerous where present</w:t>
       </w:r>
     </w:p>
     <w:p>
@@ -3544,7 +3544,7 @@
     </w:p>
     <w:p>
       <w:r>
-        <w:t>Solution: Cold chain and correct technique ensure efficacy.</w:t>
+        <w:t>Solution: ✅ Correct Answer: A. Improper storage or administration | 🧠 Clinical Rationale: Cold chain and correct technique ensure efficacy. | ❌ Why Not Others? | B — Vaccine quality always: not the appropriate nursing action here | C — Diet: INH depletes B6; supplement to prevent neuropathy. | D — Climate: NMSA promotes sustainable agriculture. | ⚠️ Exam Trap: Read the exact question — the correct fact and its look-alike options are easy to interchange. | 💎 PNC Pearl: Improper storage or administration → Cold chain and correct technique ensure efficacy</w:t>
       </w:r>
     </w:p>
     <w:p>
@@ -3589,7 +3589,7 @@
     </w:p>
     <w:p>
       <w:r>
-        <w:t>Solution: Elevation reduces swelling and promotes venous return.</w:t>
+        <w:t>Solution: ✅ Correct Answer: A. Elevated to reduce oedema | 🧠 Clinical Rationale: Elevation reduces swelling and promotes venous return. | ❌ Why Not Others? | B — Dependent: Upright positioning reduces preload and dyspnoea. | C — Flat always: not the appropriate nursing action here | D — Bound tightly: not the appropriate nursing action here | ⚠️ Exam Trap: Read the exact question — the correct fact and its look-alike options are easy to interchange. | 💎 PNC Pearl: Elevated to reduce oedema → Elevation reduces swelling and promotes venous return</w:t>
       </w:r>
     </w:p>
     <w:p>
@@ -3634,7 +3634,7 @@
     </w:p>
     <w:p>
       <w:r>
-        <w:t>Solution: Myeloma affects bone, kidney, and immunity.</w:t>
+        <w:t>Solution: ✅ Correct Answer: A. Bone pain, renal failure, and infection | 🧠 Clinical Rationale: Myeloma affects bone, kidney, and immunity. | ❌ Why Not Others? | B — Only appetite: not the appropriate nursing action here | C — Only sleep: not the appropriate nursing action here | D — Nothing: Never induce vomiting after hydrocarbon ingestion — aspiration pneumonia risk; obtain urgent care. | ⚠️ Exam Trap: Read the exact question — the correct fact and its look-alike options are easy to interchange. | 💎 PNC Pearl: Bone pain, renal failure, and infection → Myeloma affects bone, kidney, and immunity</w:t>
       </w:r>
     </w:p>
     <w:p>
@@ -3679,7 +3679,7 @@
     </w:p>
     <w:p>
       <w:r>
-        <w:t>Solution: Macronutrients (CHO, protein, fat) plus micronutrients (vitamins, minerals) and water.</w:t>
+        <w:t>Solution: ✅ Correct Answer: A. Carbohydrates, proteins, fats, vitamins, minerals, and water | 🧠 Clinical Rationale: Macronutrients (CHO, protein, fat) plus micronutrients (vitamins, minerals) and water. | ❌ Why Not Others? | B — Proteins and fats only: not the appropriate nursing action here | C — Carbohydrates and vitamins only: not the appropriate nursing action here | D — Minerals and water only: not the appropriate nursing action here | ⚠️ Exam Trap: Don’t confuse "Carbohydrates, proteins, fats, vitamins, minerals, and water" with "Proteins and fats only" — they look alike and are easy to interchange. | 💎 PNC Pearl: Carbohydrates, proteins, fats, vitamins, minerals, and water → Macronutrients (CHO, protein, fat) plus micronutrients (vitamins, minerals) and water</w:t>
       </w:r>
     </w:p>
     <w:p>
@@ -3724,7 +3724,7 @@
     </w:p>
     <w:p>
       <w:r>
-        <w:t>Solution: BCG, OPV, and MMR are live; IPV and hepatitis B are inactivated.</w:t>
+        <w:t>Solution: ✅ Correct Answer: A. Live attenuated and inactivated vaccines | 🧠 Clinical Rationale: BCG, OPV, and MMR are live; IPV and hepatitis B are inactivated. | ❌ Why Not Others? | B — Only live vaccines: not the appropriate nursing action here | C — Only DNA vaccines: not the appropriate nursing action here | D — Only toxoids: not the appropriate nursing action here | ⚠️ Exam Trap: Don’t confuse "Live attenuated and inactivated vaccines" with "Only live vaccines" — they look alike and are easy to interchange. | 💎 PNC Pearl: Live attenuated and inactivated vaccines → BCG, OPV, and MMR are live; IPV and hepatitis B are inactivated</w:t>
       </w:r>
     </w:p>
     <w:p>
@@ -3769,7 +3769,7 @@
     </w:p>
     <w:p>
       <w:r>
-        <w:t>Solution: Safe staffing levels prevent omissions.</w:t>
+        <w:t>Solution: ✅ Correct Answer: A. Inadequate staffing and time pressure | 🧠 Clinical Rationale: Safe staffing levels prevent omissions. | ❌ Why Not Others? | B — Training: Train staff and audit segregation regularly. | C — Guidelines: CAP is usually treated with amoxicillin or macrolides (azithromycin) per national guidelines. | D — Technology: CAL and e-learning enhance flexible education. | ⚠️ Exam Trap: Read the exact question — the correct fact and its look-alike options are easy to interchange. | 💎 PNC Pearl: Inadequate staffing and time pressure → Safe staffing levels prevent omissions</w:t>
       </w:r>
     </w:p>
     <w:p>
@@ -3814,7 +3814,7 @@
     </w:p>
     <w:p>
       <w:r>
-        <w:t>Solution: Monitor sodium, potassium, and calcium in sick newborns; adjust fluids.</w:t>
+        <w:t>Solution: ✅ Correct Answer: A. Inadequate intake and excessive losses | 🧠 Clinical Rationale: Monitor sodium, potassium, and calcium in sick newborns; adjust fluids. | ❌ Why Not Others? | B — Diet always: not the appropriate nursing action here | C — Exercise: Calcium, vitamin D, and fall prevention maintain bone health. | D — Vaccination: Absence of a scar does not mean no protection; check vaccination records. | ⚠️ Exam Trap: Read the exact question — the correct fact and its look-alike options are easy to interchange. | 💎 PNC Pearl: Inadequate intake and excessive losses → Monitor sodium, potassium, and calcium in sick newborns; adjust fluids</w:t>
       </w:r>
     </w:p>
     <w:p>
@@ -3859,7 +3859,7 @@
     </w:p>
     <w:p>
       <w:r>
-        <w:t>Solution: The palmar grasp reflex fades by 3-4 months, replaced by voluntary grasping.</w:t>
+        <w:t>Solution: ✅ Correct Answer: A. 3-4 months | 🧠 Clinical Rationale: The palmar grasp reflex fades by 3-4 months, replaced by voluntary grasping. | ❌ Why Not Others? | B — 1 month: Acute stress disorder becomes PTSD if symptoms persist beyond 4 weeks. | C — 8 months: The lower central incisors erupt first at about 6-8 months; 20 deciduous teeth by 2.5-3 years. | D — 12 months: MR vaccine at 9–12 months with a second dose at 16–24 months. | ⚠️ Exam Trap: Read the exact question — the correct fact and its look-alike options are easy to interchange. | 💎 PNC Pearl: 3-4 months → The palmar grasp reflex fades by , replaced by voluntary grasping</w:t>
       </w:r>
     </w:p>
     <w:p>
@@ -3904,7 +3904,7 @@
     </w:p>
     <w:p>
       <w:r>
-        <w:t>Solution: Drying, salting, and pickling are traditional preservations.</w:t>
+        <w:t>Solution: ✅ Correct Answer: A. Sun drying | 🧠 Clinical Rationale: Drying, salting, and pickling are traditional preservations. | ❌ Why Not Others? | B — Freezing always: not the appropriate nursing action here | C — Canning always: not the appropriate nursing action here | D — Irradiation: not the appropriate nursing action here | ⚠️ Exam Trap: Read the exact question — the correct fact and its look-alike options are easy to interchange. | 💎 PNC Pearl: Sun drying → Drying, salting, and pickling are traditional preservations</w:t>
       </w:r>
     </w:p>
     <w:p>
@@ -3949,7 +3949,7 @@
     </w:p>
     <w:p>
       <w:r>
-        <w:t>Solution: Vestibular attacks are triggered by movement and salt.</w:t>
+        <w:t>Solution: ✅ Correct Answer: A. Avoid sudden movements and limit salt | 🧠 Clinical Rationale: Vestibular attacks are triggered by movement and salt. | ❌ Why Not Others? | B — Move quickly: not the appropriate nursing action here | C — Eat salty food: not the appropriate nursing action here | D — Drive freely: not the appropriate nursing action here | ⚠️ Exam Trap: Read the exact question — the correct fact and its look-alike options are easy to interchange. | 💎 PNC Pearl: Avoid sudden movements and limit salt → Vestibular attacks are triggered by movement and salt</w:t>
       </w:r>
     </w:p>
     <w:p>
@@ -3994,7 +3994,7 @@
     </w:p>
     <w:p>
       <w:r>
-        <w:t>Solution: Provide comfort, symptom control, and family support.</w:t>
+        <w:t>Solution: ✅ Correct Answer: A. Life-limiting illness and severe disability | 🧠 Clinical Rationale: Provide comfort, symptom control, and family support. | ❌ Why Not Others? | B — Diet: INH depletes B6; supplement to prevent neuropathy. | C — Exercise: Calcium, vitamin D, and fall prevention maintain bone health. | D — Vaccination: Absence of a scar does not mean no protection; check vaccination records. | ⚠️ Exam Trap: Read the exact question — the correct fact and its look-alike options are easy to interchange. | 💎 PNC Pearl: Life-limiting illness and severe disability → Provide comfort, symptom control, and family support</w:t>
       </w:r>
     </w:p>
     <w:p>
@@ -4039,7 +4039,7 @@
     </w:p>
     <w:p>
       <w:r>
-        <w:t>Solution: Family emergency plans and kits save lives.</w:t>
+        <w:t>Solution: ✅ Correct Answer: A. First aid kit, emergency numbers, and plans | 🧠 Clinical Rationale: Family emergency plans and kits save lives. | ❌ Why Not Others? | B — Nothing: Never induce vomiting after hydrocarbon ingestion — aspiration pneumonia risk; obtain urgent care. | C — Diet: INH depletes B6; supplement to prevent neuropathy. | D — Climate: NMSA promotes sustainable agriculture. | ⚠️ Exam Trap: In priority questions, choose the immediate life-saving nursing action before notification, investigation, or documentation. | 🩺 Clinical Thinking: Recognize → Stabilize → Reassess → Escalate | 💎 PNC Pearl: First aid kit, emergency numbers, and plans → Family emergency plans and kits save lives</w:t>
       </w:r>
     </w:p>
     <w:p>
@@ -4084,7 +4084,7 @@
     </w:p>
     <w:p>
       <w:r>
-        <w:t>Solution: ACT is the first-line treatment for uncomplicated P. falciparum malaria.</w:t>
+        <w:t>Solution: ✅ Correct Answer: A. Artemisinin-based combination therapy | 🧠 Clinical Rationale: ACT is the first-line treatment for uncomplicated P. falciparum malaria. | ❌ Why Not Others? | B — Chloroquine only: not the appropriate nursing action here | C — Quinine only: not the appropriate nursing action here | D — Paracetamol: Hepatotoxicity is dose-dependent; NAC is the antidote. | ⚠️ Exam Trap: Read the exact question — the correct fact and its look-alike options are easy to interchange. | 💎 PNC Pearl: Artemisinin-based combination therapy → ACT is the first-line treatment for uncomplicated P. falciparum malaria</w:t>
       </w:r>
     </w:p>
     <w:p>
@@ -4129,7 +4129,7 @@
     </w:p>
     <w:p>
       <w:r>
-        <w:t>Solution: Rajasthan's Right to Health Act ensures free OPD, medicines, and diagnostics at public facilities.</w:t>
+        <w:t>Solution: ✅ Correct Answer: A. Free care and medicines at public health institutions | 🧠 Clinical Rationale: Rajasthan's Right to Health Act ensures free OPD, medicines, and diagnostics at public facilities. | ❌ Why Not Others? | B — Only free delivery: not the appropriate nursing action here | C — Only free vaccines: not the appropriate nursing action here | D — Only free ambulances: not the appropriate nursing action here | ⚠️ Exam Trap: Read the exact question — the correct fact and its look-alike options are easy to interchange. | 💎 PNC Pearl: Free care and medicines at public health institutions → Rajasthan's Right to Health Act ensures free OPD, medicines, and diagnostics at public facilities</w:t>
       </w:r>
     </w:p>
     <w:p>
@@ -4174,7 +4174,7 @@
     </w:p>
     <w:p>
       <w:r>
-        <w:t>Solution: KMC includes continuous skin-to-skin and breastfeeding.</w:t>
+        <w:t>Solution: ✅ Correct Answer: A. Skin-to-skin contact, exclusive breastfeeding, and early discharge | 🧠 Clinical Rationale: KMC includes continuous skin-to-skin and breastfeeding. | ❌ Why Not Others? | B — Incubator only: not the appropriate nursing action here | C — Formula feeds: not the appropriate nursing action here | D — Phototherapy: not the appropriate nursing action here | ⚠️ Exam Trap: Read the exact question — the correct fact and its look-alike options are easy to interchange. | 💎 PNC Pearl: Skin-to-skin contact, exclusive breastfeeding, and early discharge → KMC includes continuous skin-to-skin and breastfeeding</w:t>
       </w:r>
     </w:p>
     <w:p>
@@ -4219,7 +4219,7 @@
     </w:p>
     <w:p>
       <w:r>
-        <w:t>Solution: The continuum spans reproductive to child health stages.</w:t>
+        <w:t>Solution: ✅ Correct Answer: A. From adolescence through pregnancy, childbirth, newborn, and child | 🧠 Clinical Rationale: The continuum spans reproductive to child health stages. | ❌ Why Not Others? | B — Only delivery: not the appropriate nursing action here | C — Only immunization: not the appropriate nursing action here | D — Only family planning: not the appropriate nursing action here | ⚠️ Exam Trap: Read the exact question — the correct fact and its look-alike options are easy to interchange. | 💎 PNC Pearl: From adolescence through pregnancy, childbirth, newborn, and child → The continuum spans reproductive to child health stages</w:t>
       </w:r>
     </w:p>
     <w:p>
@@ -4264,7 +4264,7 @@
     </w:p>
     <w:p>
       <w:r>
-        <w:t>Solution: AMB (2018) addresses anaemia in six target groups.</w:t>
+        <w:t>Solution: ✅ Correct Answer: A. Reduction of anaemia across all age groups | 🧠 Clinical Rationale: AMB (2018) addresses anaemia in six target groups. | ❌ Why Not Others? | B — Only adults: not the appropriate nursing action here | C — Only women of reproductive age: not the appropriate nursing action here | D — Only children under 5: not the appropriate nursing action here | ⚠️ Exam Trap: Read the exact question — the correct fact and its look-alike options are easy to interchange. | 💎 PNC Pearl: Reduction of anaemia across all age groups → AMB (2018) addresses anaemia in six target groups</w:t>
       </w:r>
     </w:p>
     <w:p>
@@ -4309,7 +4309,7 @@
     </w:p>
     <w:p>
       <w:r>
-        <w:t>Solution: SAMBHAV integrates entitlements under one digital platform.</w:t>
+        <w:t>Solution: ✅ Correct Answer: A. A 'single window' for transparent service delivery in health and education | 🧠 Clinical Rationale: SAMBHAV integrates entitlements under one digital platform. | ❌ Why Not Others? | B — Free delivery: JSSK provides free entitlements to pregnant women and sick newborns in public institutions. | C — Free housing: not the appropriate nursing action here | D — Pension: not the appropriate nursing action here | ⚠️ Exam Trap: Read the exact question — the correct fact and its look-alike options are easy to interchange. | 💎 PNC Pearl: A 'single window' for transparent service delivery in health and education → SAMBHAV integrates entitlements under one digital platform</w:t>
       </w:r>
     </w:p>
     <w:p>
@@ -4354,7 +4354,7 @@
     </w:p>
     <w:p>
       <w:r>
-        <w:t>Solution: PM-JAY empanels both public and private hospitals for cashless care.</w:t>
+        <w:t>Solution: ✅ Correct Answer: A. Public and private hospitals providing cashless treatment | 🧠 Clinical Rationale: PM-JAY empanels both public and private hospitals for cashless care. | ❌ Why Not Others? | B — Only government hospitals: not the appropriate nursing action here | C — Only labs: not the appropriate nursing action here | D — Only pharmacies: not the appropriate nursing action here | ⚠️ Exam Trap: Read the exact question — the correct fact and its look-alike options are easy to interchange. | 💎 PNC Pearl: Public and private hospitals providing cashless treatment → PM-JAY empanels both public and private hospitals for cashless care</w:t>
       </w:r>
     </w:p>
     <w:p>
@@ -4399,7 +4399,7 @@
     </w:p>
     <w:p>
       <w:r>
-        <w:t>Solution: PPTCT prevents mother-to-child HIV transmission.</w:t>
+        <w:t>Solution: ✅ Correct Answer: A. Prevention of Parent to Child Transmission | 🧠 Clinical Rationale: PPTCT prevents mother-to-child HIV transmission. | ❌ Why Not Others? | B — Prevention of Post-Treatment Complications: not the appropriate nursing action here | C — Public Primary Tuberculosis Control: not the appropriate nursing action here | D — Prevention of Persistent Tuberculosis: not the appropriate nursing action here | ⚠️ Exam Trap: Read the exact question — the correct fact and its look-alike options are easy to interchange. | 💎 PNC Pearl: Prevention of Parent to Child Transmission → PPTCT prevents mother-to-child HIV transmission</w:t>
       </w:r>
     </w:p>
     <w:p>
@@ -4444,7 +4444,7 @@
     </w:p>
     <w:p>
       <w:r>
-        <w:t>Solution: MR vaccine is given routinely at 9–12 months and 16–24 months under UIP.</w:t>
+        <w:t>Solution: ✅ Correct Answer: A. UIP routine immunisation | 🧠 Clinical Rationale: MR vaccine is given routinely at 9–12 months and 16–24 months under UIP. | ❌ Why Not Others? | B — Only campaign mode: not the appropriate nursing action here | C — Only private clinics: not the appropriate nursing action here | D — Only adults: not the appropriate nursing action here | ⚠️ Exam Trap: Read the exact question — the correct fact and its look-alike options are easy to interchange. | 💎 PNC Pearl: UIP routine immunisation → MR vaccine is given routinely at 9–12 months and 16–24 months under UIP</w:t>
       </w:r>
     </w:p>
     <w:p>
@@ -4489,7 +4489,7 @@
     </w:p>
     <w:p>
       <w:r>
-        <w:t>Solution: SNIDs are state-level mass immunizations.</w:t>
+        <w:t>Solution: ✅ Correct Answer: A. Sub-National Immunization Day | 🧠 Clinical Rationale: SNIDs are state-level mass immunizations. | ❌ Why Not Others? | B — Special National Immunization Day: not the appropriate nursing action here | C — State National Immunization Drive: not the appropriate nursing action here | D — Supplementary National Illness Day: not the appropriate nursing action here | ⚠️ Exam Trap: Don’t confuse "Sub-National Immunization Day" with "Special National Immunization Day" — they look alike and are easy to interchange. | 💎 PNC Pearl: Sub-National Immunization Day → SNIDs are state-level mass immunizations</w:t>
       </w:r>
     </w:p>
     <w:p>
@@ -4534,7 +4534,7 @@
     </w:p>
     <w:p>
       <w:r>
-        <w:t>Solution: Adrenaline is first-line for vaccine-related anaphylaxis.</w:t>
+        <w:t>Solution: ✅ Correct Answer: A. IM adrenaline and emergency care | 🧠 Clinical Rationale: Adrenaline is first-line for vaccine-related anaphylaxis. | ❌ Why Not Others? | B — Only observation: not the appropriate nursing action here | C — Oral fluids: Complete I/O records include all intake sources. | D — Cold compress: not the appropriate nursing action here | ⚠️ Exam Trap: Read the exact question — the correct fact and its look-alike options are easy to interchange. | 💎 PNC Pearl: IM adrenaline and emergency care → Adrenaline is first-line for vaccine-related anaphylaxis</w:t>
       </w:r>
     </w:p>
     <w:p>
@@ -4579,7 +4579,7 @@
     </w:p>
     <w:p>
       <w:r>
-        <w:t>Solution: NHP 2017 targets TFR of 2.1 by 2025.</w:t>
+        <w:t>Solution: ✅ Correct Answer: A. 2.1 by 2025 | 🧠 Clinical Rationale: NHP 2017 targets TFR of 2.1 by 2025. | ❌ Why Not Others? | B — 1.5 by 2030: not the appropriate nursing action here | C — 3.0 by 2020: not the appropriate nursing action here | D — 1.0 by 2025: not the appropriate nursing action here | ⚠️ Exam Trap: Read the exact question — the correct fact and its look-alike options are easy to interchange. | 💎 PNC Pearl: NHP 2017 targets TFR of 2.1 by 2025.</w:t>
       </w:r>
     </w:p>
     <w:p>
@@ -4624,7 +4624,7 @@
     </w:p>
     <w:p>
       <w:r>
-        <w:t>Solution: AYUSH is the traditional medicine system.</w:t>
+        <w:t>Solution: ✅ Correct Answer: A. Ayurveda, Yoga, Unani, Siddha, Homeopathy | 🧠 Clinical Rationale: AYUSH is the traditional medicine system. | ❌ Why Not Others? | B — All Youth United for Social Health: not the appropriate nursing action here | C — Ayurveda Yoga Union for Social Health: not the appropriate nursing action here | D — Association of Yoga and Unani Systems of Health: not the appropriate nursing action here | ⚠️ Exam Trap: Read the exact question — the correct fact and its look-alike options are easy to interchange. | 💎 PNC Pearl: Ayurveda, Yoga, Unani, Siddha, Homeopathy → AYUSH is the traditional medicine system</w:t>
       </w:r>
     </w:p>
     <w:p>
@@ -4669,7 +4669,7 @@
     </w:p>
     <w:p>
       <w:r>
-        <w:t>Solution: WHO observes World Immunization Week 24–30 April.</w:t>
+        <w:t>Solution: ✅ Correct Answer: A. April (24–30) | 🧠 Clinical Rationale: WHO observes World Immunization Week 24–30 April. | ❌ Why Not Others? | B — June: The DCF in summer pre-monsoon promotes ORS, zinc, and handwashing. | C — January: India's COVID vaccination drive began on 16 January 2021. | D — October: 2 October marks Gandhi's birth anniversary. | ⚠️ Exam Trap: Read the exact question — the correct fact and its look-alike options are easy to interchange. | 💎 PNC Pearl: April (24–30) → WHO observes World Immunization Week 24–30 April</w:t>
       </w:r>
     </w:p>
     <w:p>
@@ -4714,7 +4714,7 @@
     </w:p>
     <w:p>
       <w:r>
-        <w:t>Solution: RDTs quickly detect malaria and other infections.</w:t>
+        <w:t>Solution: ✅ Correct Answer: A. Rapid Diagnostic Test | 🧠 Clinical Rationale: RDTs quickly detect malaria and other infections. | ❌ Why Not Others? | B — Regional Diagnostic Tool: not the appropriate nursing action here | C — Rapid Drug Therapy: not the appropriate nursing action here | D — Reference Diagnostic Test: not the appropriate nursing action here | ⚠️ Exam Trap: Don’t confuse "Rapid Diagnostic Test" with "Reference Diagnostic Test" — they look alike and are easy to interchange. | 💎 PNC Pearl: Rapid Diagnostic Test → RDTs quickly detect malaria and other infections</w:t>
       </w:r>
     </w:p>
     <w:p>
@@ -4759,7 +4759,7 @@
     </w:p>
     <w:p>
       <w:r>
-        <w:t>Solution: Bala Quila dominates Alwar town.</w:t>
+        <w:t>Solution: ✅ Correct Answer: A. Maharaja Rao Raja Bakhtawar Singh | 🧠 Explanation: Bala Quila dominates Alwar town. | ❌ Why Not Others? | B — Akbar: In June 1576, Maharana Pratap fought Akbar's army under Man Singh at Haldighati. | C — Rana Sanga: not the correct fact here | D — Jai Singh: Maharana Jai Singh built Jaisamand in the 17th century. | ⚠️ Exam Trap: Read the exact question — the correct fact and its look-alike options are easy to interchange. | 💎 PNC GK Pearl: Maharaja Rao Raja Bakhtawar Singh → Bala Quila dominates Alwar town</w:t>
       </w:r>
     </w:p>
     <w:p>
@@ -4804,7 +4804,7 @@
     </w:p>
     <w:p>
       <w:r>
-        <w:t>Solution: The Union Executive includes the President and ministers.</w:t>
+        <w:t>Solution: ✅ Correct Answer: A. The President, Vice President, and Council of Ministers | 🧠 Clinical Rationale: The Union Executive includes the President and ministers. | ❌ Why Not Others? | B — Only the PM: not the appropriate nursing action here | C — Only the President: not the appropriate nursing action here | D — Judges: not the appropriate nursing action here | ⚠️ Exam Trap: Don’t confuse "The President, Vice President, and Council of Ministers" with "Only the President" — they look alike and are easy to interchange. | 💎 PNC Pearl: The President, Vice President, and Council of Ministers → The Union Executive includes the President and ministers</w:t>
       </w:r>
     </w:p>
     <w:p>
@@ -4849,7 +4849,7 @@
     </w:p>
     <w:p>
       <w:r>
-        <w:t>Solution: PM-KUSUM deploys solar energy for farming.</w:t>
+        <w:t>Solution: ✅ Correct Answer: A. Solar pumps and solarisation of agriculture | 🧠 Clinical Rationale: PM-KUSUM deploys solar energy for farming. | ❌ Why Not Others? | B — Wind mills only: not the appropriate nursing action here | C — Coal power: not the appropriate nursing action here | D — Hydro power only: not the appropriate nursing action here | ⚠️ Exam Trap: Read the exact question — the correct fact and its look-alike options are easy to interchange. | 💎 PNC Pearl: Solar pumps and solarisation of agriculture → PM-KUSUM deploys solar energy for farming</w:t>
       </w:r>
     </w:p>
     <w:p>
@@ -4894,7 +4894,7 @@
     </w:p>
     <w:p>
       <w:r>
-        <w:t>Solution: India's FY runs April-March.</w:t>
+        <w:t>Solution: ✅ Correct Answer: A. April to March | 🧠 Clinical Rationale: India's FY runs April-March. | ❌ Why Not Others? | B — January to December: not the appropriate nursing action here | C — July to June: not the appropriate nursing action here | D — October to September: not the appropriate nursing action here | ⚠️ Exam Trap: Read the exact question — the correct fact and its look-alike options are easy to interchange. | 💎 PNC Pearl: April to March → India's FY runs April-March</w:t>
       </w:r>
     </w:p>
     <w:p>
@@ -4939,7 +4939,7 @@
     </w:p>
     <w:p>
       <w:r>
-        <w:t>Solution: Keoladeo Ghana is the famous bird park of Bharatpur.</w:t>
+        <w:t>Solution: ✅ Correct Answer: A. Keoladeo National Park | 🧠 Clinical Rationale: Keoladeo Ghana is the famous bird park of Bharatpur. | ❌ Why Not Others? | B — The camel farm: not the appropriate nursing action here | C — The atomic plant: not the appropriate nursing action here | D — The salt lake: not the appropriate nursing action here | ⚠️ Exam Trap: Read the exact question — the correct fact and its look-alike options are easy to interchange. | 💎 PNC Pearl: Keoladeo National Park → Keoladeo Ghana is the famous bird park of Bharatpur</w:t>
       </w:r>
     </w:p>
     <w:p>
@@ -4984,7 +4984,7 @@
     </w:p>
     <w:p>
       <w:r>
-        <w:t>Solution: LASER is the acronym for the light amplification process.</w:t>
+        <w:t>Solution: ✅ Correct Answer: A. Light Amplification by Stimulated Emission of Radiation | 🧠 Explanation: LASER is the acronym for the light amplification process. | ❌ Why Not Others? | B — Light Absorption by Stimulated Emission of Radiation: not the correct fact here | C — Long Amplitude Stable Emission of Rays: not the correct fact here | D — Light Amplified Spectrum Emission Radiation: not the correct fact here | ⚠️ Exam Trap: Don’t confuse "Light Amplification by Stimulated Emission of Radiation" with "Light Absorption by Stimulated Emission of Radiation" — they look alike and are easy to interchange. | 💎 PNC GK Pearl: Light Amplification by Stimulated Emission of Radiation → LASER is the acronym for the light amplification process</w:t>
       </w:r>
     </w:p>
     <w:p>
@@ -5029,7 +5029,7 @@
     </w:p>
     <w:p>
       <w:r>
-        <w:t>Solution: Keoladeo is a renowned bird sanctuary.</w:t>
+        <w:t>Solution: ✅ Correct Answer: A. Migratory birds (Siberian cranes) | 📰 Why: Keoladeo is a renowned bird sanctuary. | ❌ Why Not Others? | B — Tigers: not the correct fact here | C — Lions: not the correct fact here | D — Elephants: not the correct fact here | ⚠️ Exam Trap: Read the exact question — the correct fact and its look-alike options are easy to interchange. | 💎 PNC CA Pearl: Migratory birds (Siberian cranes) → Keoladeo is a renowned bird sanctuary</w:t>
       </w:r>
     </w:p>
     <w:p>
@@ -5074,7 +5074,7 @@
     </w:p>
     <w:p>
       <w:r>
-        <w:t>Solution: INS Vikrant, built at Cochin Shipyard, was commissioned in September 2022.</w:t>
+        <w:t>Solution: ✅ Correct Answer: A. INS Vikrant | 📰 Why: INS Vikrant, built at Cochin Shipyard, was commissioned in September 2022. | ❌ Why Not Others? | B — INS Vikramaditya: not the first indigenous aircraft carrier | C — INS Viraat: not the first indigenous aircraft carrier | D — INS Arihant: not the first indigenous aircraft carrier | ⚠️ Exam Trap: Read the exact question — the correct fact and its look-alike options are easy to interchange. | 💎 PNC CA Pearl: INS Vikrant = the first indigenous aircraft carrier</w:t>
       </w:r>
     </w:p>
     <w:p>
@@ -5119,7 +5119,7 @@
     </w:p>
     <w:p>
       <w:r>
-        <w:t>Solution: Rawatasar and Nohar are in Hanumangarh.</w:t>
+        <w:t>Solution: ✅ Correct Answer: A. Hanumangarh | 🧠 Explanation: Rawatasar and Nohar are in Hanumangarh. | ❌ Why Not Others? | B — Ganganagar: Suratgarh STPS is in Ganganagar district. | C — Churu: Tal Chhapar sanctuary in Churu protects blackbuck and desert birds. | D — Bikaner: MGS University is in Bikaner. | ⚠️ Exam Trap: Read the exact question — the correct fact and its look-alike options are easy to interchange. | 💎 PNC GK Pearl: Rawatasar and Nohar are in Hanumangarh.</w:t>
       </w:r>
     </w:p>
     <w:p>
@@ -5164,7 +5164,7 @@
     </w:p>
     <w:p>
       <w:r>
-        <w:t>Solution: CT combines X-rays with computer reconstruction.</w:t>
+        <w:t>Solution: ✅ Correct Answer: A. X-rays to create cross-sectional images | 🧠 Explanation: CT combines X-rays with computer reconstruction. | ❌ Why Not Others? | B — Magnetic fields: MRI uses strong magnets and RF pulses. | C — Ultrasound: not the correct fact here | D — Gamma rays: not the correct fact here | ⚠️ Exam Trap: Read the exact question — the correct fact and its look-alike options are easy to interchange. | 💎 PNC GK Pearl: X-rays to create cross-sectional images → CT combines X-rays with computer reconstruction</w:t>
       </w:r>
     </w:p>
     <w:p>
@@ -5209,7 +5209,7 @@
     </w:p>
     <w:p>
       <w:r>
-        <w:t>Solution: They are celebrated folk musicians of the Thar.</w:t>
+        <w:t>Solution: ✅ Correct Answer: A. Folk music | 🧠 Clinical Rationale: They are celebrated folk musicians of the Thar. | ❌ Why Not Others? | B — Painting: Phad is a traditional scroll painting with religious stories. | C — Carpet weaving: not the appropriate nursing action here | D — Pottery: not the appropriate nursing action here | ⚠️ Exam Trap: Read the exact question — the correct fact and its look-alike options are easy to interchange. | 💎 PNC Pearl: Folk music → They are celebrated folk musicians of the Thar</w:t>
       </w:r>
     </w:p>
     <w:p>
@@ -5254,7 +5254,7 @@
     </w:p>
     <w:p>
       <w:r>
-        <w:t>Solution: Sunlight enables vitamin D synthesis in skin.</w:t>
+        <w:t>Solution: ✅ Correct Answer: A. Vitamin D | 🧠 Explanation: Sunlight enables vitamin D synthesis in skin. | ❌ Why Not Others? | B — Vitamin A: not the correct fact here | C — Vitamin C: Deficiency causes scurvy with bleeding gums. | D — Vitamin B12: not the correct fact here | ⚠️ Exam Trap: Read the exact question — the correct fact and its look-alike options are easy to interchange. | 💎 PNC GK Pearl: Vitamin D → Sunlight enables synthesis in skin</w:t>
       </w:r>
     </w:p>
     <w:p>
@@ -5299,7 +5299,7 @@
     </w:p>
     <w:p>
       <w:r>
-        <w:t>Solution: Akash is an indigenously developed SAM.</w:t>
+        <w:t>Solution: ✅ Correct Answer: A. Surface-to-air missile | 📰 Why: Akash is an indigenously developed SAM. | ❌ Why Not Others? | B — Ballistic missile: not the correct fact here | C — Cruise missile: not the correct fact here | D — Torpedo: not the correct fact here | ⚠️ Exam Trap: Read the exact question — the correct fact and its look-alike options are easy to interchange. | 💎 PNC CA Pearl: Surface-to-air missile → Akash is an indigenously developed SAM</w:t>
       </w:r>
     </w:p>
     <w:p>
@@ -5344,7 +5344,7 @@
     </w:p>
     <w:p>
       <w:r>
-        <w:t>Solution: Gagron Fort, a water fort, is in Jhalawar district.</w:t>
+        <w:t>Solution: ✅ Correct Answer: A. Jhalawar | 🧠 Explanation: Gagron Fort, a water fort, is in Jhalawar district. | ❌ Why Not Others? | B — Chittorgarh: Bassi sanctuary is in Chittorgarh district. — not the correct location | C — Alwar: The Matsya festival is celebrated in Alwar, the land of the ancient Matsya kingdom. — not the correct location | D — Banswara: Bagidora was carved from Banswara. — not the correct location | ⚠️ Exam Trap: Read the exact question — the correct fact and its look-alike options are easy to interchange. | 💎 PNC GK Pearl: Jhalawar → Gagron Fort, a water fort is in district</w:t>
       </w:r>
     </w:p>
     <w:p>
@@ -5389,7 +5389,7 @@
     </w:p>
     <w:p>
       <w:r>
-        <w:t>Solution: Ranthambore is in Sawai Madhopur district.</w:t>
+        <w:t>Solution: ✅ Correct Answer: A. Sawai Madhopur | 🧠 Explanation: Ranthambore is in Sawai Madhopur district. | ❌ Why Not Others? | B — Karauli: Kaila Devi temple is in Karauli district. | C — Gangapur City: not the correct fact here | D — Dausa: Mehandipur Balaji is in Dausa district. | ⚠️ Exam Trap: Read the exact question — the correct fact and its look-alike options are easy to interchange. | 💎 PNC GK Pearl: Sawai Madhopur → Ranthambore is in district</w:t>
       </w:r>
     </w:p>
     <w:p>
@@ -5434,7 +5434,7 @@
     </w:p>
     <w:p>
       <w:r>
-        <w:t>Solution: मनः + हर = मनोहर; विसर्ग का 'ओ' होना विसर्ग संधि है।</w:t>
+        <w:t>Solution: ✅ Correct Answer: A. विसर्ग संधि | 🧠 Grammar Rule: मनः + हर = मनोहर; विसर्ग का 'ओ' होना विसर्ग संधि है। | ❌ Why Not Others? | B — दीर्घ संधि: विद्या + आलय = विद्यालय; आ + आ = आ (दीर्घ संधि)। | C — यण संधि: वि + आकरण = व्याकरण; इ + आ = या (यण संधि)। | D — व्यंजन संधि: ग्रंथ + कार; थ् + क् का मिलन व्यंजन संधि है। | ⚠️ Exam Trap: Read the exact question — the correct fact and its look-alike options are easy to interchange. | 📌 Rule to Remember: विसर्ग संधि → मनः + हर = मनोहर; विसर्ग का 'ओ' होना है।</w:t>
       </w:r>
     </w:p>
     <w:p>
@@ -5479,7 +5479,7 @@
     </w:p>
     <w:p>
       <w:r>
-        <w:t>Solution: An insolvent person cannot pay debts.</w:t>
+        <w:t>Solution: ✅ Correct Answer: A. Insolvent | 🧠 Grammar Rule: An insolvent person cannot pay debts. | ❌ Why Not Others? | B — Solvent: not the correct answer here | C — Affluent: not the correct answer here | D — Prosperous: not the correct answer here | ⚠️ Exam Trap: Don’t confuse "Insolvent" with "Solvent" — they look alike and are easy to interchange. | 📌 Rule to Remember: Insolvent → person cannot pay debts</w:t>
       </w:r>
     </w:p>
     <w:p>
@@ -5524,7 +5524,7 @@
     </w:p>
     <w:p>
       <w:r>
-        <w:t>Solution: The irregular plural of 'mouse' is 'mice'.</w:t>
+        <w:t>Solution: ✅ Correct Answer: A. Mice | 🧠 Grammar Rule: The irregular plural of 'mouse' is 'mice'. | ❌ Why Not Others? | B — Mouses: not the correct answer here | C — Mouse's: not the correct answer here | D — Mices: not the correct answer here | ⚠️ Exam Trap: Don’t confuse "Mice" with "Mices" — they look alike and are easy to interchange. | 📌 Rule to Remember: Mice → The irregular plural of 'mouse' is ' '</w:t>
       </w:r>
     </w:p>
     <w:p>
@@ -5569,7 +5569,7 @@
     </w:p>
     <w:p>
       <w:r>
-        <w:t>Solution: 'Surgery' is the noun.</w:t>
+        <w:t>Solution: ✅ Correct Answer: A. surgery | 🧠 Grammar Rule: 'Surgery' is the noun. | ❌ Why Not Others? | B — surgical: not the correct answer here | C — surgeon: not the correct answer here | D — surge: not the correct answer here | ⚠️ Exam Trap: Don’t confuse "surgery" with "surge" — they look alike and are easy to interchange. | 📌 Rule to Remember: surgery → the noun</w:t>
       </w:r>
     </w:p>
     <w:p>
@@ -5614,7 +5614,7 @@
     </w:p>
     <w:p>
       <w:r>
-        <w:t>Solution: 'अश्व' का पर्यायवाची 'घोड़ा' है।</w:t>
+        <w:t>Solution: ✅ Correct Answer: A. घोड़ा | 🧠 Grammar Rule: 'अश्व' का पर्यायवाची 'घोड़ा' है। | ❌ Why Not Others? | B — हाथी: not the correct answer here | C — बैल: not the correct answer here | D — ऊँट: not the correct answer here | ⚠️ Exam Trap: Read the exact question — the correct fact and its look-alike options are easy to interchange. | 📌 Rule to Remember: घोड़ा → अश्व' का पर्यायवाची ' ' है।</w:t>
       </w:r>
     </w:p>
     <w:p>
@@ -5659,7 +5659,7 @@
     </w:p>
     <w:p>
       <w:r>
-        <w:t>Solution: 'Fluorescent' is correct.</w:t>
+        <w:t>Solution: ✅ Correct Answer: A. Fluorescent | 🧠 Grammar Rule: 'Fluorescent' is correct. | ❌ Why Not Others? | B — Flourescent: not the correct answer here | C — Fluoresant: not the correct answer here | D — Fluorecent: not the correct answer here | ⚠️ Exam Trap: Read the exact question — the correct fact and its look-alike options are easy to interchange. | 📌 Rule to Remember: 'Fluorescent' is correct.</w:t>
       </w:r>
     </w:p>
     <w:p>
@@ -5704,7 +5704,7 @@
     </w:p>
     <w:p>
       <w:r>
-        <w:t>Solution: पुस्तक + आलय = पुस्तकालय; अ + आ = आ — दीर्घ संधि।</w:t>
+        <w:t>Solution: ✅ Correct Answer: A. दीर्घ संधि | 🧠 Grammar Rule: पुस्तक + आलय = पुस्तकालय; अ + आ = आ — दीर्घ संधि। | ❌ Why Not Others? | B — गुण संधि: पर + उपकार = परोपकार; अ + उ = ओ (गुण संधि)। | C — वृद्धि संधि: सदा + एव = सदैव; आ + ए = ऐ (वृद्धि संधि)। | D — यण संधि: वि + आकरण = व्याकरण; इ + आ = या (यण संधि)। | ⚠️ Exam Trap: Read the exact question — the correct fact and its look-alike options are easy to interchange. | 📌 Rule to Remember: दीर्घ संधि → पुस्तक + आलय = पुस्तकालय; अ + आ = आ — ।</w:t>
       </w:r>
     </w:p>
     <w:p>
@@ -5749,7 +5749,7 @@
     </w:p>
     <w:p>
       <w:r>
-        <w:t>Solution: 'उपवन' का अर्थ बगीचा है।</w:t>
+        <w:t>Solution: ✅ Correct Answer: A. बगीचा | 🧠 Grammar Rule: 'उपवन' का अर्थ बगीचा है। | ❌ Why Not Others? | B — मैदान: not the correct answer here | C — जंगल: not the correct answer here | D — खेत: not the correct answer here | ⚠️ Exam Trap: Read the exact question — the correct fact and its look-alike options are easy to interchange. | 📌 Rule to Remember: बगीचा → उपवन' का अर्थ है।</w:t>
       </w:r>
     </w:p>
     <w:p>
@@ -5794,7 +5794,7 @@
     </w:p>
     <w:p>
       <w:r>
-        <w:t>Solution: 'केसरी' सिंह का पर्यायवाची है; गज हाथी का।</w:t>
+        <w:t>Solution: ✅ Correct Answer: A. केसरी | 🧠 Grammar Rule: 'केसरी' सिंह का पर्यायवाची है; गज हाथी का। | ❌ Why Not Others? | B — गज: 'हाथी' का पर्यायवाची 'गज' है। | C — मृग: not the correct answer here | D — शशक: not the correct answer here | ⚠️ Exam Trap: Read the exact question — the correct fact and its look-alike options are easy to interchange. | 📌 Rule to Remember: केसरी → सिंह का पर्यायवाची है; गज हाथी का।</w:t>
       </w:r>
     </w:p>
     <w:p>
@@ -5839,7 +5839,7 @@
     </w:p>
     <w:p>
       <w:r>
-        <w:t>Solution: A collective noun treated as one unit takes a singular verb.</w:t>
+        <w:t>Solution: ✅ Correct Answer: A. The committee has decided the matter. | 🧠 Grammar Rule: A collective noun treated as one unit takes a singular verb. | ❌ Why Not Others? | B — The committee have decided the matter.: not the correct answer here | C — The committee were decided the matter.: not the correct answer here | D — The committee are deciding the matter yesterday.: not the correct answer here | ⚠️ Exam Trap: Don’t confuse "The committee has decided the matter." with "The committee have decided the matter." — they look alike and are easy to interchange. | 📌 Rule to Remember: The committee has decided the matter. → A collective noun treated as one unit takes a singular verb</w:t>
       </w:r>
     </w:p>
     <w:p>
@@ -5884,7 +5884,7 @@
     </w:p>
     <w:p>
       <w:r>
-        <w:t>Solution: 'Scissors' has sc and double s.</w:t>
+        <w:t>Solution: ✅ Correct Answer: A. Scissors | 🧠 Grammar Rule: 'Scissors' has sc and double s. | ❌ Why Not Others? | B — Sissors: not the correct answer here | C — Scisors: not the correct answer here | D — Sissers: not the correct answer here | ⚠️ Exam Trap: Read the exact question — the correct fact and its look-alike options are easy to interchange. | 📌 Rule to Remember: Scissors → has sc and double s</w:t>
       </w:r>
     </w:p>
     <w:p>
@@ -5929,7 +5929,7 @@
     </w:p>
     <w:p>
       <w:r>
-        <w:t>Solution: महा + ईश = महेश; आ + ई = ए — गुण संधि।</w:t>
+        <w:t>Solution: ✅ Correct Answer: A. गुण संधि | 🧠 Grammar Rule: महा + ईश = महेश; आ + ई = ए — गुण संधि। | ❌ Why Not Others? | B — दीर्घ संधि: विद्या + आलय = विद्यालय; आ + आ = आ (दीर्घ संधि)। | C — वृद्धि संधि: सदा + एव = सदैव; आ + ए = ऐ (वृद्धि संधि)। | D — यण संधि: वि + आकरण = व्याकरण; इ + आ = या (यण संधि)। | ⚠️ Exam Trap: Read the exact question — the correct fact and its look-alike options are easy to interchange. | 📌 Rule to Remember: गुण संधि → महा + ईश = महेश; आ + ई = ए — ।</w:t>
       </w:r>
     </w:p>
     <w:p>
@@ -5974,7 +5974,7 @@
     </w:p>
     <w:p>
       <w:r>
-        <w:t>Solution: Opaque is the opposite of transparent.</w:t>
+        <w:t>Solution: ✅ Correct Answer: A. Opaque | 🧠 Grammar Rule: Opaque is the opposite of transparent. | ❌ Why Not Others? | B — Clear: 'Transparent' means allowing light to pass; 'clear' is its synonym. | C — Lucid: not the correct answer here | D — Bright: not the correct answer here | ⚠️ Exam Trap: Read the exact question — the correct fact and its look-alike options are easy to interchange. | 📌 Rule to Remember: Opaque → the opposite of transparent</w:t>
       </w:r>
     </w:p>
     <w:p>
@@ -6019,7 +6019,7 @@
     </w:p>
     <w:p>
       <w:r>
-        <w:t>Solution: An adverb describes the route of administration.</w:t>
+        <w:t>Solution: ✅ Correct Answer: A. intravenously | 🧠 Grammar Rule: An adverb describes the route of administration. | ❌ Why Not Others? | B — intravenous: 'Intravenous' is the adjective before 'fluids'. | C — intravenal: not the correct answer here | D — intravening: not the correct answer here | ⚠️ Exam Trap: Don’t confuse "intravenously" with "intravenous" — they look alike and are easy to interchange. | 📌 Rule to Remember: intravenously → An adverb describes the route of administration</w:t>
       </w:r>
     </w:p>
     <w:p>
@@ -6064,7 +6064,7 @@
     </w:p>
     <w:p>
       <w:r>
-        <w:t>Solution: स्वर्ग का विलोम 'नरक' है।</w:t>
+        <w:t>Solution: ✅ Correct Answer: A. नरक | 🧠 Grammar Rule: स्वर्ग का विलोम 'नरक' है। | ❌ Why Not Others? | B — पाताल: not the correct answer here | C — धरती: not the correct answer here | D — आकाश: 'नभ' का अर्थ आकाश है। | ⚠️ Exam Trap: Read the exact question — the correct fact and its look-alike options are easy to interchange. | 📌 Rule to Remember: नरक → स्वर्ग का विलोम ' ' है।</w:t>
       </w:r>
     </w:p>
     <w:p>
@@ -6109,7 +6109,7 @@
     </w:p>
     <w:p>
       <w:r>
-        <w:t>Solution: Clock speed (GHz) indicates how many cycles per second the CPU executes.</w:t>
+        <w:t>Solution: ✅ Correct Answer: A. Gigahertz (GHz) | 🧠 Explanation: Clock speed (GHz) indicates how many cycles per second the CPU executes. | ❌ Why Not Others? | B — Gigabytes (GB): not the correct option here | C — Bits per second: Bandwidth measures data transfer speed in bps/Kbps/Mbps/Gbps. | D — Watts: Thermal Design Power guides cooling selection. | ⚠️ Exam Trap: Read the exact question — the correct fact and its look-alike options are easy to interchange. | 💎 PNC Pearl: Gigahertz (GHz) → Clock speed (GHz) indicates how many cycles per second the CPU executes</w:t>
       </w:r>
     </w:p>
     <w:p>
@@ -6154,7 +6154,7 @@
     </w:p>
     <w:p>
       <w:r>
-        <w:t>Solution: The IR stores the fetched instruction during execution.</w:t>
+        <w:t>Solution: ✅ Correct Answer: A. The instruction currently being executed | 🧠 Explanation: The IR stores the fetched instruction during execution. | ❌ Why Not Others? | B — The next data byte: not the correct option here | C — The stack pointer: not the correct option here | D — The interrupt vector: not the correct option here | ⚠️ Exam Trap: Read the exact question — the correct fact and its look-alike options are easy to interchange. | 💎 PNC Pearl: The instruction currently being executed → The IR stores the fetched instruction during execution</w:t>
       </w:r>
     </w:p>
     <w:p>
@@ -6199,7 +6199,7 @@
     </w:p>
     <w:p>
       <w:r>
-        <w:t>Solution: Cache speeds up frequent data access.</w:t>
+        <w:t>Solution: ✅ Correct Answer: A. A small, fast memory between CPU and RAM | 🧠 Explanation: Cache speeds up frequent data access. | ❌ Why Not Others? | B — A permanent storage device: not the correct option here | C — A printer buffer: not the correct option here | D — An external drive: not the correct option here | ⚠️ Exam Trap: Read the exact question — the correct fact and its look-alike options are easy to interchange. | 💎 PNC Pearl: A small, fast memory between CPU and RAM → Cache speeds up frequent data access</w:t>
       </w:r>
     </w:p>
     <w:p>
@@ -6244,7 +6244,7 @@
     </w:p>
     <w:p>
       <w:r>
-        <w:t>Solution: POST checks hardware before loading the OS.</w:t>
+        <w:t>Solution: ✅ Correct Answer: A. Power-on self test | 🧠 Explanation: POST checks hardware before loading the OS. | ❌ Why Not Others? | B — Print scan test: not the correct option here | C — Password reset: not the correct option here | D — Disk format: not the correct option here | ⚠️ Exam Trap: Read the exact question — the correct fact and its look-alike options are easy to interchange. | 💎 PNC Pearl: Power-on self test → POST checks hardware before loading the OS</w:t>
       </w:r>
     </w:p>
     <w:p>
@@ -6289,7 +6289,7 @@
     </w:p>
     <w:p>
       <w:r>
-        <w:t>Solution: USB-C supports power, data, video, and more in a reversible plug.</w:t>
+        <w:t>Solution: ✅ Correct Answer: A. Reversible, fast, and versatile | 🧠 Explanation: USB-C supports power, data, video, and more in a reversible plug. | ❌ Why Not Others? | B — One-way only: not the correct option here | C — Slow: not the correct option here | D — Power-only: not the correct option here | ⚠️ Exam Trap: Read the exact question — the correct fact and its look-alike options are easy to interchange. | 💎 PNC Pearl: Reversible, fast, and versatile → USB-C supports power, data, video, and more in a reversible plug</w:t>
       </w:r>
     </w:p>
     <w:p>
@@ -6334,7 +6334,7 @@
     </w:p>
     <w:p>
       <w:r>
-        <w:t>Solution: GDPR penalties are up to €20 million or 4% of turnover.</w:t>
+        <w:t>Solution: ✅ Correct Answer: A. Up to 4% of global annual turnover | 🧠 Explanation: GDPR penalties are up to €20 million or 4% of turnover. | ❌ Why Not Others? | B — ₹1,000: not the correct option here | C — £10: not the correct option here | D — No fines: not the correct option here | ⚠️ Exam Trap: Read the exact question — the correct fact and its look-alike options are easy to interchange. | 💎 PNC Pearl: Up to 4% of global annual turnover → GDPR penalties are up to €20 million or 4% of turnover</w:t>
       </w:r>
     </w:p>
     <w:p>
@@ -6379,7 +6379,7 @@
     </w:p>
     <w:p>
       <w:r>
-        <w:t>Solution: chown sets the owner and group of files.</w:t>
+        <w:t>Solution: ✅ Correct Answer: A. File ownership | 🧠 Explanation: chown sets the owner and group of files. | ❌ Why Not Others? | B — File size: Compression saves space and speeds transfers. | C — File colour: not the correct option here | D — File format: not the correct option here | ⚠️ Exam Trap: Read the exact question — the correct fact and its look-alike options are easy to interchange. | 💎 PNC Pearl: File ownership → chown sets the owner and group of files</w:t>
       </w:r>
     </w:p>
     <w:p>
@@ -6424,7 +6424,7 @@
     </w:p>
     <w:p>
       <w:r>
-        <w:t>Solution: A SOC monitors and responds to threats 24/7.</w:t>
+        <w:t>Solution: ✅ Correct Answer: A. Security Operations Centre | 🧠 Explanation: A SOC monitors and responds to threats 24/7. | ❌ Why Not Others? | B — System on Chip: not the correct option here | C — Storage of Certificates: not the correct option here | D — Source of Controls: not the correct option here | ⚠️ Exam Trap: Read the exact question — the correct fact and its look-alike options are easy to interchange. | 💎 PNC Pearl: Security Operations Centre → A SOC monitors and responds to threats 24/7</w:t>
       </w:r>
     </w:p>
     <w:p>
@@ -6469,7 +6469,7 @@
     </w:p>
     <w:p>
       <w:r>
-        <w:t>Solution: Honeypots study and trap attackers.</w:t>
+        <w:t>Solution: ✅ Correct Answer: A. A decoy system to attract attackers | 🧠 Explanation: Honeypots study and trap attackers. | ❌ Why Not Others? | B — A sweet drink: not the correct option here | C — A backup server: not the correct option here | D — A printer: not the correct option here | ⚠️ Exam Trap: Read the exact question — the correct fact and its look-alike options are easy to interchange. | 💎 PNC Pearl: A decoy system to attract attackers → Honeypots study and trap attackers</w:t>
       </w:r>
     </w:p>
     <w:p>
@@ -6514,7 +6514,7 @@
     </w:p>
     <w:p>
       <w:r>
-        <w:t>Solution: Deadlock requires circular waiting on resources.</w:t>
+        <w:t>Solution: ✅ Correct Answer: A. Two or more processes wait forever on each other's resources | 🧠 Explanation: Deadlock requires circular waiting on resources. | ❌ Why Not Others? | B — The power fails: not the correct option here | C — The disk is full: not the correct option here | D — The screen freezes: not the correct option here | ⚠️ Exam Trap: Read the exact question — the correct fact and its look-alike options are easy to interchange. | 💎 PNC Pearl: Two or more processes wait forever on each other's resources → Deadlock requires circular waiting on resources</w:t>
       </w:r>
     </w:p>
     <w:p>
@@ -6559,7 +6559,7 @@
     </w:p>
     <w:p>
       <w:r>
-        <w:t>Solution: A DBMS manages database creation, query, and maintenance.</w:t>
+        <w:t>Solution: ✅ Correct Answer: A. Database Management System | 🧠 Explanation: A DBMS manages database creation, query, and maintenance. | ❌ Why Not Others? | B — Data Backup Main System: not the correct option here | C — Digital Business Model Software: not the correct option here | D — Dynamic Base Memory System: not the correct option here | ⚠️ Exam Trap: Read the exact question — the correct fact and its look-alike options are easy to interchange. | 💎 PNC Pearl: Database Management System → A DBMS manages database creation, query, and maintenance</w:t>
       </w:r>
     </w:p>
     <w:p>
@@ -6604,7 +6604,7 @@
     </w:p>
     <w:p>
       <w:r>
-        <w:t>Solution: Sleep keeps the session in RAM at reduced power.</w:t>
+        <w:t>Solution: ✅ Correct Answer: A. Puts the system in low-power state with session in RAM | 🧠 Explanation: Sleep keeps the session in RAM at reduced power. | ❌ Why Not Others? | B — Shuts down fully: not the correct option here | C — Restarts the system: not the correct option here | D — Logs off: not the correct option here | ⚠️ Exam Trap: Don’t confuse "Puts the system in low-power state with session in RAM" with "Restarts the system" — they look alike and are easy to interchange. | 💎 PNC Pearl: Puts the system in low-power state with session in RAM → Sleep keeps the session in RAM at reduced power</w:t>
       </w:r>
     </w:p>
     <w:p>
@@ -6649,7 +6649,7 @@
     </w:p>
     <w:p>
       <w:r>
-        <w:t>Solution: File infectors attach to executables to propagate.</w:t>
+        <w:t>Solution: ✅ Correct Answer: A. File infector | 🧠 Explanation: File infectors attach to executables to propagate. | ❌ Why Not Others? | B — Boot sector virus only: not the correct option here | C — Macro virus only: not the correct option here | D — Spyware only: not the correct option here | ⚠️ Exam Trap: Read the exact question — the correct fact and its look-alike options are easy to interchange. | 💎 PNC Pearl: File infector → File infectors attach to executables to propagate</w:t>
       </w:r>
     </w:p>
     <w:p>
@@ -6694,7 +6694,7 @@
     </w:p>
     <w:p>
       <w:r>
-        <w:t>Solution: Miners solve puzzles to add blocks and earn rewards.</w:t>
+        <w:t>Solution: ✅ Correct Answer: A. Validating transactions and adding blocks | 🧠 Explanation: Miners solve puzzles to add blocks and earn rewards. | ❌ Why Not Others? | B — Extracting metals: not the correct option here | C — Printing coins: not the correct option here | D — Scanning rocks: not the correct option here | ⚠️ Exam Trap: Read the exact question — the correct fact and its look-alike options are easy to interchange. | 💎 PNC Pearl: Validating transactions and adding blocks → Miners solve puzzles to add blocks and earn rewards</w:t>
       </w:r>
     </w:p>
     <w:p>
@@ -6739,7 +6739,7 @@
     </w:p>
     <w:p>
       <w:r>
-        <w:t>Solution: 'cd' navigates between directories.</w:t>
+        <w:t>Solution: ✅ Correct Answer: A. Change the current directory | 🧠 Explanation: 'cd' navigates between directories. | ❌ Why Not Others? | B — Copy data: not the correct option here | C — Delete files: del removes files from the command prompt. | D — Clear the screen: not the correct option here | ⚠️ Exam Trap: Read the exact question — the correct fact and its look-alike options are easy to interchange. | 💎 PNC Pearl: Change the current directory → cd' navigates between directories</w:t>
       </w:r>
     </w:p>
     <w:p>
